--- a/lab4/отчет4.docx
+++ b/lab4/отчет4.docx
@@ -632,28 +632,26 @@
     </w:p>
     <w:p>
       <w:pPr>
-        <w:spacing w:before="240" w:after="240" w:line="240" w:lineRule="auto"/>
-        <w:ind w:firstLine="709"/>
+        <w:ind w:firstLine="708"/>
         <w:jc w:val="center"/>
         <w:rPr>
           <w:rFonts w:ascii="Times New Roman" w:hAnsi="Times New Roman" w:cs="Times New Roman"/>
           <w:sz w:val="28"/>
           <w:szCs w:val="28"/>
-          <w:lang w:val="en-US"/>
-        </w:rPr>
-      </w:pPr>
-      <w:r>
-        <w:rPr>
-          <w:rFonts w:ascii="Times New Roman" w:hAnsi="Times New Roman" w:cs="Times New Roman"/>
-          <w:sz w:val="28"/>
-          <w:szCs w:val="28"/>
-          <w:lang w:val="en-US"/>
+        </w:rPr>
+      </w:pPr>
+      <w:r>
+        <w:rPr>
+          <w:rFonts w:ascii="Times New Roman" w:hAnsi="Times New Roman" w:cs="Times New Roman"/>
+          <w:noProof/>
+          <w:sz w:val="28"/>
+          <w:szCs w:val="28"/>
         </w:rPr>
         <w:drawing>
-          <wp:inline distT="0" distB="0" distL="0" distR="0" wp14:anchorId="78097CB4" wp14:editId="1F020AC4">
-            <wp:extent cx="2553056" cy="2105319"/>
-            <wp:effectExtent l="0" t="0" r="0" b="9525"/>
-            <wp:docPr id="1" name="Рисунок 1"/>
+          <wp:inline distT="0" distB="0" distL="0" distR="0" wp14:anchorId="2B9407A2" wp14:editId="12CBE165">
+            <wp:extent cx="3592478" cy="3055620"/>
+            <wp:effectExtent l="0" t="0" r="8255" b="0"/>
+            <wp:docPr id="11" name="Рисунок 11"/>
             <wp:cNvGraphicFramePr>
               <a:graphicFrameLocks xmlns:a="http://schemas.openxmlformats.org/drawingml/2006/main" noChangeAspect="1"/>
             </wp:cNvGraphicFramePr>
@@ -661,23 +659,36 @@
               <a:graphicData uri="http://schemas.openxmlformats.org/drawingml/2006/picture">
                 <pic:pic xmlns:pic="http://schemas.openxmlformats.org/drawingml/2006/picture">
                   <pic:nvPicPr>
-                    <pic:cNvPr id="1" name=""/>
-                    <pic:cNvPicPr/>
+                    <pic:cNvPr id="0" name="Picture 3"/>
+                    <pic:cNvPicPr>
+                      <a:picLocks noChangeAspect="1" noChangeArrowheads="1"/>
+                    </pic:cNvPicPr>
                   </pic:nvPicPr>
                   <pic:blipFill>
-                    <a:blip r:embed="rId8"/>
+                    <a:blip r:embed="rId8">
+                      <a:extLst>
+                        <a:ext uri="{28A0092B-C50C-407E-A947-70E740481C1C}">
+                          <a14:useLocalDpi xmlns:a14="http://schemas.microsoft.com/office/drawing/2010/main" val="0"/>
+                        </a:ext>
+                      </a:extLst>
+                    </a:blip>
+                    <a:srcRect/>
                     <a:stretch>
                       <a:fillRect/>
                     </a:stretch>
                   </pic:blipFill>
-                  <pic:spPr>
+                  <pic:spPr bwMode="auto">
                     <a:xfrm>
                       <a:off x="0" y="0"/>
-                      <a:ext cx="2553056" cy="2105319"/>
+                      <a:ext cx="3603830" cy="3065275"/>
                     </a:xfrm>
                     <a:prstGeom prst="rect">
                       <a:avLst/>
                     </a:prstGeom>
+                    <a:noFill/>
+                    <a:ln>
+                      <a:noFill/>
+                    </a:ln>
                   </pic:spPr>
                 </pic:pic>
               </a:graphicData>
@@ -688,8 +699,7 @@
     </w:p>
     <w:p>
       <w:pPr>
-        <w:spacing w:after="120"/>
-        <w:ind w:firstLine="709"/>
+        <w:ind w:firstLine="708"/>
         <w:jc w:val="center"/>
         <w:rPr>
           <w:rFonts w:ascii="Times New Roman" w:hAnsi="Times New Roman" w:cs="Times New Roman"/>
@@ -703,155 +713,43 @@
           <w:sz w:val="28"/>
           <w:szCs w:val="28"/>
         </w:rPr>
-        <w:t xml:space="preserve">Рисунок 1 – </w:t>
-      </w:r>
-      <w:r>
-        <w:rPr>
-          <w:rFonts w:ascii="Times New Roman" w:hAnsi="Times New Roman" w:cs="Times New Roman"/>
-          <w:sz w:val="28"/>
-          <w:szCs w:val="28"/>
-        </w:rPr>
-        <w:t>Текст программы</w:t>
-      </w:r>
-      <w:r>
-        <w:rPr>
-          <w:rFonts w:ascii="Times New Roman" w:hAnsi="Times New Roman" w:cs="Times New Roman"/>
-          <w:sz w:val="28"/>
-          <w:szCs w:val="28"/>
-        </w:rPr>
-        <w:t xml:space="preserve"> для первого задани</w:t>
-      </w:r>
-      <w:r>
-        <w:rPr>
-          <w:rFonts w:ascii="Times New Roman" w:hAnsi="Times New Roman" w:cs="Times New Roman"/>
-          <w:sz w:val="28"/>
-          <w:szCs w:val="28"/>
-        </w:rPr>
-        <w:t>я</w:t>
-      </w:r>
-    </w:p>
-    <w:p>
-      <w:pPr>
-        <w:spacing w:after="0" w:line="360" w:lineRule="auto"/>
-        <w:ind w:firstLine="709"/>
-        <w:jc w:val="both"/>
-        <w:rPr>
-          <w:rFonts w:ascii="Times New Roman" w:hAnsi="Times New Roman" w:cs="Times New Roman"/>
-          <w:sz w:val="28"/>
-          <w:szCs w:val="28"/>
-        </w:rPr>
-      </w:pPr>
-      <w:r>
-        <w:rPr>
-          <w:rFonts w:ascii="Times New Roman" w:hAnsi="Times New Roman" w:cs="Times New Roman"/>
-          <w:sz w:val="28"/>
-          <w:szCs w:val="28"/>
-        </w:rPr>
-        <w:t xml:space="preserve">На </w:t>
-      </w:r>
-      <w:r>
-        <w:rPr>
-          <w:rFonts w:ascii="Times New Roman" w:hAnsi="Times New Roman" w:cs="Times New Roman"/>
-          <w:sz w:val="28"/>
-          <w:szCs w:val="28"/>
-        </w:rPr>
-        <w:t xml:space="preserve">рисунке </w:t>
-      </w:r>
-      <w:r>
-        <w:rPr>
-          <w:rFonts w:ascii="Times New Roman" w:hAnsi="Times New Roman" w:cs="Times New Roman"/>
-          <w:sz w:val="28"/>
-          <w:szCs w:val="28"/>
-        </w:rPr>
-        <w:t xml:space="preserve">1 </w:t>
-      </w:r>
-      <w:r>
-        <w:rPr>
-          <w:rFonts w:ascii="Times New Roman" w:hAnsi="Times New Roman" w:cs="Times New Roman"/>
-          <w:sz w:val="28"/>
-          <w:szCs w:val="28"/>
-        </w:rPr>
-        <w:t>видно</w:t>
-      </w:r>
-      <w:r>
-        <w:rPr>
-          <w:rFonts w:ascii="Times New Roman" w:hAnsi="Times New Roman" w:cs="Times New Roman"/>
-          <w:sz w:val="28"/>
-          <w:szCs w:val="28"/>
-        </w:rPr>
-        <w:t>,</w:t>
-      </w:r>
-      <w:r>
-        <w:rPr>
-          <w:rFonts w:ascii="Times New Roman" w:hAnsi="Times New Roman" w:cs="Times New Roman"/>
-          <w:sz w:val="28"/>
-          <w:szCs w:val="28"/>
-        </w:rPr>
-        <w:t xml:space="preserve"> что программа </w:t>
-      </w:r>
-      <w:r>
-        <w:rPr>
-          <w:rFonts w:ascii="Times New Roman" w:hAnsi="Times New Roman" w:cs="Times New Roman"/>
-          <w:sz w:val="28"/>
-          <w:szCs w:val="28"/>
-        </w:rPr>
-        <w:t>принимает</w:t>
-      </w:r>
-      <w:r>
-        <w:rPr>
-          <w:rFonts w:ascii="Times New Roman" w:hAnsi="Times New Roman" w:cs="Times New Roman"/>
-          <w:sz w:val="28"/>
-          <w:szCs w:val="28"/>
-        </w:rPr>
-        <w:t xml:space="preserve"> данные</w:t>
-      </w:r>
-      <w:r>
-        <w:rPr>
-          <w:rFonts w:ascii="Times New Roman" w:hAnsi="Times New Roman" w:cs="Times New Roman"/>
-          <w:sz w:val="28"/>
-          <w:szCs w:val="28"/>
-        </w:rPr>
-        <w:t xml:space="preserve"> от пользователя</w:t>
-      </w:r>
-      <w:r>
-        <w:rPr>
-          <w:rFonts w:ascii="Times New Roman" w:hAnsi="Times New Roman" w:cs="Times New Roman"/>
-          <w:sz w:val="28"/>
-          <w:szCs w:val="28"/>
-        </w:rPr>
-        <w:t>,</w:t>
-      </w:r>
-      <w:r>
-        <w:rPr>
-          <w:rFonts w:ascii="Times New Roman" w:hAnsi="Times New Roman" w:cs="Times New Roman"/>
-          <w:sz w:val="28"/>
-          <w:szCs w:val="28"/>
-        </w:rPr>
-        <w:t xml:space="preserve"> далее она </w:t>
-      </w:r>
-      <w:r>
-        <w:rPr>
-          <w:rFonts w:ascii="Times New Roman" w:hAnsi="Times New Roman" w:cs="Times New Roman"/>
-          <w:sz w:val="28"/>
-          <w:szCs w:val="28"/>
-        </w:rPr>
-        <w:t>проверяет их и сравнивает между собой</w:t>
-      </w:r>
-      <w:r>
-        <w:rPr>
-          <w:rFonts w:ascii="Times New Roman" w:hAnsi="Times New Roman" w:cs="Times New Roman"/>
-          <w:sz w:val="28"/>
-          <w:szCs w:val="28"/>
-        </w:rPr>
-        <w:t>,</w:t>
-      </w:r>
-      <w:r>
-        <w:rPr>
-          <w:rFonts w:ascii="Times New Roman" w:hAnsi="Times New Roman" w:cs="Times New Roman"/>
-          <w:sz w:val="28"/>
-          <w:szCs w:val="28"/>
-        </w:rPr>
-        <w:t xml:space="preserve"> затем выводит результат</w:t>
+        <w:t>Рисунок 1 – Блок-схема программы для первого задания</w:t>
+      </w:r>
+    </w:p>
+    <w:p>
+      <w:pPr>
+        <w:ind w:firstLine="708"/>
+        <w:rPr>
+          <w:rFonts w:ascii="Times New Roman" w:hAnsi="Times New Roman" w:cs="Times New Roman"/>
+          <w:b/>
+          <w:bCs/>
+          <w:sz w:val="28"/>
+          <w:szCs w:val="28"/>
+        </w:rPr>
+      </w:pPr>
+      <w:r>
+        <w:rPr>
+          <w:rFonts w:ascii="Times New Roman" w:hAnsi="Times New Roman" w:cs="Times New Roman"/>
+          <w:sz w:val="28"/>
+          <w:szCs w:val="28"/>
+        </w:rPr>
+        <w:t xml:space="preserve">Текст для </w:t>
+      </w:r>
+      <w:r>
+        <w:rPr>
+          <w:rFonts w:ascii="Times New Roman" w:hAnsi="Times New Roman" w:cs="Times New Roman"/>
+          <w:sz w:val="28"/>
+          <w:szCs w:val="28"/>
+        </w:rPr>
+        <w:t xml:space="preserve">первого задания представлен на рисунке </w:t>
+      </w:r>
+      <w:r>
+        <w:rPr>
+          <w:rFonts w:ascii="Times New Roman" w:hAnsi="Times New Roman" w:cs="Times New Roman"/>
+          <w:sz w:val="28"/>
+          <w:szCs w:val="28"/>
+        </w:rPr>
+        <w:t>2</w:t>
       </w:r>
       <w:r>
         <w:rPr>
@@ -860,126 +758,6 @@
           <w:szCs w:val="28"/>
         </w:rPr>
         <w:t>.</w:t>
-      </w:r>
-    </w:p>
-    <w:p>
-      <w:pPr>
-        <w:ind w:firstLine="708"/>
-        <w:rPr>
-          <w:rFonts w:ascii="Arial" w:hAnsi="Arial" w:cs="Arial"/>
-          <w:sz w:val="28"/>
-          <w:szCs w:val="28"/>
-        </w:rPr>
-      </w:pPr>
-      <w:r>
-        <w:rPr>
-          <w:rFonts w:ascii="Arial" w:hAnsi="Arial" w:cs="Arial"/>
-          <w:sz w:val="28"/>
-          <w:szCs w:val="28"/>
-        </w:rPr>
-        <w:t xml:space="preserve">1.2 </w:t>
-      </w:r>
-      <w:r>
-        <w:rPr>
-          <w:rFonts w:ascii="Arial" w:hAnsi="Arial" w:cs="Arial"/>
-          <w:sz w:val="28"/>
-          <w:szCs w:val="28"/>
-        </w:rPr>
-        <w:t>Задание 2</w:t>
-      </w:r>
-    </w:p>
-    <w:p>
-      <w:pPr>
-        <w:spacing w:after="0" w:line="360" w:lineRule="auto"/>
-        <w:ind w:firstLine="709"/>
-        <w:jc w:val="both"/>
-        <w:rPr>
-          <w:rFonts w:ascii="Times New Roman" w:hAnsi="Times New Roman" w:cs="Times New Roman"/>
-          <w:sz w:val="28"/>
-          <w:szCs w:val="28"/>
-        </w:rPr>
-      </w:pPr>
-      <w:r>
-        <w:rPr>
-          <w:rFonts w:ascii="Times New Roman" w:hAnsi="Times New Roman" w:cs="Times New Roman"/>
-          <w:sz w:val="28"/>
-          <w:szCs w:val="28"/>
-        </w:rPr>
-        <w:t xml:space="preserve">Во втором задании требуется </w:t>
-      </w:r>
-      <w:r>
-        <w:rPr>
-          <w:rFonts w:ascii="Times New Roman" w:hAnsi="Times New Roman" w:cs="Times New Roman"/>
-          <w:sz w:val="28"/>
-          <w:szCs w:val="28"/>
-        </w:rPr>
-        <w:t>определить стоимость билета в зависимости от возраста посетителя</w:t>
-      </w:r>
-      <w:r>
-        <w:rPr>
-          <w:rFonts w:ascii="Times New Roman" w:hAnsi="Times New Roman" w:cs="Times New Roman"/>
-          <w:sz w:val="28"/>
-          <w:szCs w:val="28"/>
-        </w:rPr>
-        <w:t>,</w:t>
-      </w:r>
-      <w:r>
-        <w:rPr>
-          <w:rFonts w:ascii="Times New Roman" w:hAnsi="Times New Roman" w:cs="Times New Roman"/>
-          <w:sz w:val="28"/>
-          <w:szCs w:val="28"/>
-        </w:rPr>
-        <w:t xml:space="preserve"> добавить дополнительные условия для проверки на опечатку</w:t>
-      </w:r>
-      <w:r>
-        <w:rPr>
-          <w:rFonts w:ascii="Times New Roman" w:hAnsi="Times New Roman" w:cs="Times New Roman"/>
-          <w:sz w:val="28"/>
-          <w:szCs w:val="28"/>
-        </w:rPr>
-        <w:t>.</w:t>
-      </w:r>
-    </w:p>
-    <w:p>
-      <w:pPr>
-        <w:ind w:firstLine="709"/>
-        <w:rPr>
-          <w:rFonts w:ascii="Times New Roman" w:hAnsi="Times New Roman" w:cs="Times New Roman"/>
-          <w:sz w:val="28"/>
-          <w:szCs w:val="28"/>
-        </w:rPr>
-      </w:pPr>
-      <w:r>
-        <w:rPr>
-          <w:rFonts w:ascii="Times New Roman" w:hAnsi="Times New Roman" w:cs="Times New Roman"/>
-          <w:sz w:val="28"/>
-          <w:szCs w:val="28"/>
-        </w:rPr>
-        <w:t xml:space="preserve">Алгоритм решения </w:t>
-      </w:r>
-      <w:r>
-        <w:rPr>
-          <w:rFonts w:ascii="Times New Roman" w:hAnsi="Times New Roman" w:cs="Times New Roman"/>
-          <w:sz w:val="28"/>
-          <w:szCs w:val="28"/>
-        </w:rPr>
-        <w:t>второго</w:t>
-      </w:r>
-      <w:r>
-        <w:rPr>
-          <w:rFonts w:ascii="Times New Roman" w:hAnsi="Times New Roman" w:cs="Times New Roman"/>
-          <w:sz w:val="28"/>
-          <w:szCs w:val="28"/>
-        </w:rPr>
-        <w:t xml:space="preserve"> задания представлен на рисунке </w:t>
-      </w:r>
-      <w:r>
-        <w:rPr>
-          <w:rFonts w:ascii="Times New Roman" w:hAnsi="Times New Roman" w:cs="Times New Roman"/>
-          <w:sz w:val="28"/>
-          <w:szCs w:val="28"/>
-        </w:rPr>
-        <w:t>2.</w:t>
       </w:r>
     </w:p>
     <w:p>
@@ -991,20 +769,22 @@
           <w:rFonts w:ascii="Times New Roman" w:hAnsi="Times New Roman" w:cs="Times New Roman"/>
           <w:sz w:val="28"/>
           <w:szCs w:val="28"/>
-        </w:rPr>
-      </w:pPr>
-      <w:r>
-        <w:rPr>
-          <w:rFonts w:ascii="Times New Roman" w:hAnsi="Times New Roman" w:cs="Times New Roman"/>
-          <w:sz w:val="28"/>
-          <w:szCs w:val="28"/>
-        </w:rPr>
-        <w:lastRenderedPageBreak/>
+          <w:lang w:val="en-US"/>
+        </w:rPr>
+      </w:pPr>
+      <w:r>
+        <w:rPr>
+          <w:rFonts w:ascii="Times New Roman" w:hAnsi="Times New Roman" w:cs="Times New Roman"/>
+          <w:noProof/>
+          <w:sz w:val="28"/>
+          <w:szCs w:val="28"/>
+          <w:lang w:val="en-US"/>
+        </w:rPr>
         <w:drawing>
-          <wp:inline distT="0" distB="0" distL="0" distR="0" wp14:anchorId="11767C03" wp14:editId="098043F4">
-            <wp:extent cx="2924583" cy="3762900"/>
-            <wp:effectExtent l="0" t="0" r="9525" b="9525"/>
-            <wp:docPr id="3" name="Рисунок 3"/>
+          <wp:inline distT="0" distB="0" distL="0" distR="0" wp14:anchorId="78097CB4" wp14:editId="1F020AC4">
+            <wp:extent cx="2553056" cy="2105319"/>
+            <wp:effectExtent l="0" t="0" r="0" b="9525"/>
+            <wp:docPr id="1" name="Рисунок 1"/>
             <wp:cNvGraphicFramePr>
               <a:graphicFrameLocks xmlns:a="http://schemas.openxmlformats.org/drawingml/2006/main" noChangeAspect="1"/>
             </wp:cNvGraphicFramePr>
@@ -1024,7 +804,7 @@
                   <pic:spPr>
                     <a:xfrm>
                       <a:off x="0" y="0"/>
-                      <a:ext cx="2924583" cy="3762900"/>
+                      <a:ext cx="2553056" cy="2105319"/>
                     </a:xfrm>
                     <a:prstGeom prst="rect">
                       <a:avLst/>
@@ -1054,7 +834,39 @@
           <w:sz w:val="28"/>
           <w:szCs w:val="28"/>
         </w:rPr>
-        <w:t>Рисунок 2 – Текст программы для второго задани</w:t>
+        <w:t>Рисунок</w:t>
+      </w:r>
+      <w:r>
+        <w:rPr>
+          <w:rFonts w:ascii="Times New Roman" w:hAnsi="Times New Roman" w:cs="Times New Roman"/>
+          <w:sz w:val="28"/>
+          <w:szCs w:val="28"/>
+        </w:rPr>
+        <w:t xml:space="preserve"> 2 </w:t>
+      </w:r>
+      <w:r>
+        <w:rPr>
+          <w:rFonts w:ascii="Times New Roman" w:hAnsi="Times New Roman" w:cs="Times New Roman"/>
+          <w:sz w:val="28"/>
+          <w:szCs w:val="28"/>
+        </w:rPr>
+        <w:t xml:space="preserve">– </w:t>
+      </w:r>
+      <w:r>
+        <w:rPr>
+          <w:rFonts w:ascii="Times New Roman" w:hAnsi="Times New Roman" w:cs="Times New Roman"/>
+          <w:sz w:val="28"/>
+          <w:szCs w:val="28"/>
+        </w:rPr>
+        <w:t>Текст программы</w:t>
+      </w:r>
+      <w:r>
+        <w:rPr>
+          <w:rFonts w:ascii="Times New Roman" w:hAnsi="Times New Roman" w:cs="Times New Roman"/>
+          <w:sz w:val="28"/>
+          <w:szCs w:val="28"/>
+        </w:rPr>
+        <w:t xml:space="preserve"> для первого задани</w:t>
       </w:r>
       <w:r>
         <w:rPr>
@@ -1082,15 +894,39 @@
           <w:sz w:val="28"/>
           <w:szCs w:val="28"/>
         </w:rPr>
-        <w:t>Рисунок 2 показыва</w:t>
-      </w:r>
-      <w:r>
-        <w:rPr>
-          <w:rFonts w:ascii="Times New Roman" w:hAnsi="Times New Roman" w:cs="Times New Roman"/>
-          <w:sz w:val="28"/>
-          <w:szCs w:val="28"/>
-        </w:rPr>
-        <w:t>ет</w:t>
+        <w:t xml:space="preserve">На </w:t>
+      </w:r>
+      <w:r>
+        <w:rPr>
+          <w:rFonts w:ascii="Times New Roman" w:hAnsi="Times New Roman" w:cs="Times New Roman"/>
+          <w:sz w:val="28"/>
+          <w:szCs w:val="28"/>
+        </w:rPr>
+        <w:t xml:space="preserve">рисунке </w:t>
+      </w:r>
+      <w:r>
+        <w:rPr>
+          <w:rFonts w:ascii="Times New Roman" w:hAnsi="Times New Roman" w:cs="Times New Roman"/>
+          <w:sz w:val="28"/>
+          <w:szCs w:val="28"/>
+        </w:rPr>
+        <w:t>2</w:t>
+      </w:r>
+      <w:r>
+        <w:rPr>
+          <w:rFonts w:ascii="Times New Roman" w:hAnsi="Times New Roman" w:cs="Times New Roman"/>
+          <w:sz w:val="28"/>
+          <w:szCs w:val="28"/>
+        </w:rPr>
+        <w:t xml:space="preserve"> </w:t>
+      </w:r>
+      <w:r>
+        <w:rPr>
+          <w:rFonts w:ascii="Times New Roman" w:hAnsi="Times New Roman" w:cs="Times New Roman"/>
+          <w:sz w:val="28"/>
+          <w:szCs w:val="28"/>
+        </w:rPr>
+        <w:t>видно</w:t>
       </w:r>
       <w:r>
         <w:rPr>
@@ -1106,15 +942,31 @@
           <w:sz w:val="28"/>
           <w:szCs w:val="28"/>
         </w:rPr>
-        <w:t xml:space="preserve"> на вход программе пода</w:t>
-      </w:r>
-      <w:r>
-        <w:rPr>
-          <w:rFonts w:ascii="Times New Roman" w:hAnsi="Times New Roman" w:cs="Times New Roman"/>
-          <w:sz w:val="28"/>
-          <w:szCs w:val="28"/>
-        </w:rPr>
-        <w:t>ются значения</w:t>
+        <w:t xml:space="preserve"> что программа </w:t>
+      </w:r>
+      <w:r>
+        <w:rPr>
+          <w:rFonts w:ascii="Times New Roman" w:hAnsi="Times New Roman" w:cs="Times New Roman"/>
+          <w:sz w:val="28"/>
+          <w:szCs w:val="28"/>
+        </w:rPr>
+        <w:t>принимает</w:t>
+      </w:r>
+      <w:r>
+        <w:rPr>
+          <w:rFonts w:ascii="Times New Roman" w:hAnsi="Times New Roman" w:cs="Times New Roman"/>
+          <w:sz w:val="28"/>
+          <w:szCs w:val="28"/>
+        </w:rPr>
+        <w:t xml:space="preserve"> данные</w:t>
+      </w:r>
+      <w:r>
+        <w:rPr>
+          <w:rFonts w:ascii="Times New Roman" w:hAnsi="Times New Roman" w:cs="Times New Roman"/>
+          <w:sz w:val="28"/>
+          <w:szCs w:val="28"/>
+        </w:rPr>
+        <w:t xml:space="preserve"> от пользователя</w:t>
       </w:r>
       <w:r>
         <w:rPr>
@@ -1130,7 +982,15 @@
           <w:sz w:val="28"/>
           <w:szCs w:val="28"/>
         </w:rPr>
-        <w:t xml:space="preserve"> далее они проверяются на данные в задаче условия</w:t>
+        <w:t xml:space="preserve"> далее она </w:t>
+      </w:r>
+      <w:r>
+        <w:rPr>
+          <w:rFonts w:ascii="Times New Roman" w:hAnsi="Times New Roman" w:cs="Times New Roman"/>
+          <w:sz w:val="28"/>
+          <w:szCs w:val="28"/>
+        </w:rPr>
+        <w:t>проверяет их и сравнивает между собой</w:t>
       </w:r>
       <w:r>
         <w:rPr>
@@ -1146,7 +1006,7 @@
           <w:sz w:val="28"/>
           <w:szCs w:val="28"/>
         </w:rPr>
-        <w:t xml:space="preserve"> выводится результат</w:t>
+        <w:t xml:space="preserve"> затем выводит результат</w:t>
       </w:r>
       <w:r>
         <w:rPr>
@@ -1159,7 +1019,7 @@
     </w:p>
     <w:p>
       <w:pPr>
-        <w:ind w:firstLine="709"/>
+        <w:ind w:firstLine="708"/>
         <w:rPr>
           <w:rFonts w:ascii="Arial" w:hAnsi="Arial" w:cs="Arial"/>
           <w:sz w:val="28"/>
@@ -1172,7 +1032,7 @@
           <w:sz w:val="28"/>
           <w:szCs w:val="28"/>
         </w:rPr>
-        <w:t xml:space="preserve">1.3 </w:t>
+        <w:t xml:space="preserve">1.2 </w:t>
       </w:r>
       <w:r>
         <w:rPr>
@@ -1180,15 +1040,7 @@
           <w:sz w:val="28"/>
           <w:szCs w:val="28"/>
         </w:rPr>
-        <w:t xml:space="preserve">Задание </w:t>
-      </w:r>
-      <w:r>
-        <w:rPr>
-          <w:rFonts w:ascii="Arial" w:hAnsi="Arial" w:cs="Arial"/>
-          <w:sz w:val="28"/>
-          <w:szCs w:val="28"/>
-        </w:rPr>
-        <w:t>3</w:t>
+        <w:t>Задание 2</w:t>
       </w:r>
     </w:p>
     <w:p>
@@ -1208,15 +1060,32 @@
           <w:sz w:val="28"/>
           <w:szCs w:val="28"/>
         </w:rPr>
-        <w:t xml:space="preserve">В третьем задании требуется </w:t>
-      </w:r>
-      <w:r>
-        <w:rPr>
-          <w:rFonts w:ascii="Times New Roman" w:hAnsi="Times New Roman" w:cs="Times New Roman"/>
-          <w:sz w:val="28"/>
-          <w:szCs w:val="28"/>
-        </w:rPr>
-        <w:t>определить положение точки на координатной плоскости</w:t>
+        <w:lastRenderedPageBreak/>
+        <w:t xml:space="preserve">Во втором задании требуется </w:t>
+      </w:r>
+      <w:r>
+        <w:rPr>
+          <w:rFonts w:ascii="Times New Roman" w:hAnsi="Times New Roman" w:cs="Times New Roman"/>
+          <w:sz w:val="28"/>
+          <w:szCs w:val="28"/>
+        </w:rPr>
+        <w:t>определить стоимость билета в зависимости от возраста посетителя</w:t>
+      </w:r>
+      <w:r>
+        <w:rPr>
+          <w:rFonts w:ascii="Times New Roman" w:hAnsi="Times New Roman" w:cs="Times New Roman"/>
+          <w:sz w:val="28"/>
+          <w:szCs w:val="28"/>
+        </w:rPr>
+        <w:t>,</w:t>
+      </w:r>
+      <w:r>
+        <w:rPr>
+          <w:rFonts w:ascii="Times New Roman" w:hAnsi="Times New Roman" w:cs="Times New Roman"/>
+          <w:sz w:val="28"/>
+          <w:szCs w:val="28"/>
+        </w:rPr>
+        <w:t xml:space="preserve"> добавить дополнительные условия для проверки на опечатку</w:t>
       </w:r>
       <w:r>
         <w:rPr>
@@ -1250,7 +1119,7 @@
           <w:sz w:val="28"/>
           <w:szCs w:val="28"/>
         </w:rPr>
-        <w:t>третьего</w:t>
+        <w:t>второго</w:t>
       </w:r>
       <w:r>
         <w:rPr>
@@ -1266,13 +1135,20 @@
           <w:sz w:val="28"/>
           <w:szCs w:val="28"/>
         </w:rPr>
-        <w:t>3.</w:t>
-      </w:r>
-    </w:p>
-    <w:p>
-      <w:pPr>
-        <w:spacing w:before="240" w:after="240" w:line="240" w:lineRule="auto"/>
-        <w:ind w:firstLine="709"/>
+        <w:t>3</w:t>
+      </w:r>
+      <w:r>
+        <w:rPr>
+          <w:rFonts w:ascii="Times New Roman" w:hAnsi="Times New Roman" w:cs="Times New Roman"/>
+          <w:sz w:val="28"/>
+          <w:szCs w:val="28"/>
+        </w:rPr>
+        <w:t>.</w:t>
+      </w:r>
+    </w:p>
+    <w:p>
+      <w:pPr>
+        <w:ind w:firstLine="708"/>
         <w:jc w:val="center"/>
         <w:rPr>
           <w:rFonts w:ascii="Times New Roman" w:hAnsi="Times New Roman" w:cs="Times New Roman"/>
@@ -1283,15 +1159,15 @@
       <w:r>
         <w:rPr>
           <w:rFonts w:ascii="Times New Roman" w:hAnsi="Times New Roman" w:cs="Times New Roman"/>
-          <w:sz w:val="28"/>
-          <w:szCs w:val="28"/>
-        </w:rPr>
-        <w:lastRenderedPageBreak/>
+          <w:noProof/>
+          <w:sz w:val="28"/>
+          <w:szCs w:val="28"/>
+        </w:rPr>
         <w:drawing>
-          <wp:inline distT="0" distB="0" distL="0" distR="0" wp14:anchorId="25D854BC" wp14:editId="773786E9">
-            <wp:extent cx="2962688" cy="3724795"/>
-            <wp:effectExtent l="0" t="0" r="0" b="9525"/>
-            <wp:docPr id="5" name="Рисунок 5"/>
+          <wp:inline distT="0" distB="0" distL="0" distR="0" wp14:anchorId="28F3B476" wp14:editId="5F3FCBA7">
+            <wp:extent cx="4523105" cy="4778346"/>
+            <wp:effectExtent l="0" t="0" r="0" b="3810"/>
+            <wp:docPr id="17" name="Рисунок 17"/>
             <wp:cNvGraphicFramePr>
               <a:graphicFrameLocks xmlns:a="http://schemas.openxmlformats.org/drawingml/2006/main" noChangeAspect="1"/>
             </wp:cNvGraphicFramePr>
@@ -1299,23 +1175,36 @@
               <a:graphicData uri="http://schemas.openxmlformats.org/drawingml/2006/picture">
                 <pic:pic xmlns:pic="http://schemas.openxmlformats.org/drawingml/2006/picture">
                   <pic:nvPicPr>
-                    <pic:cNvPr id="1" name=""/>
-                    <pic:cNvPicPr/>
+                    <pic:cNvPr id="0" name="Picture 4"/>
+                    <pic:cNvPicPr>
+                      <a:picLocks noChangeAspect="1" noChangeArrowheads="1"/>
+                    </pic:cNvPicPr>
                   </pic:nvPicPr>
                   <pic:blipFill>
-                    <a:blip r:embed="rId10"/>
+                    <a:blip r:embed="rId10">
+                      <a:extLst>
+                        <a:ext uri="{28A0092B-C50C-407E-A947-70E740481C1C}">
+                          <a14:useLocalDpi xmlns:a14="http://schemas.microsoft.com/office/drawing/2010/main" val="0"/>
+                        </a:ext>
+                      </a:extLst>
+                    </a:blip>
+                    <a:srcRect/>
                     <a:stretch>
                       <a:fillRect/>
                     </a:stretch>
                   </pic:blipFill>
-                  <pic:spPr>
+                  <pic:spPr bwMode="auto">
                     <a:xfrm>
                       <a:off x="0" y="0"/>
-                      <a:ext cx="2962688" cy="3724795"/>
+                      <a:ext cx="4539012" cy="4795151"/>
                     </a:xfrm>
                     <a:prstGeom prst="rect">
                       <a:avLst/>
                     </a:prstGeom>
+                    <a:noFill/>
+                    <a:ln>
+                      <a:noFill/>
+                    </a:ln>
                   </pic:spPr>
                 </pic:pic>
               </a:graphicData>
@@ -1326,8 +1215,7 @@
     </w:p>
     <w:p>
       <w:pPr>
-        <w:spacing w:after="120"/>
-        <w:ind w:firstLine="709"/>
+        <w:ind w:firstLine="708"/>
         <w:jc w:val="center"/>
         <w:rPr>
           <w:rFonts w:ascii="Times New Roman" w:hAnsi="Times New Roman" w:cs="Times New Roman"/>
@@ -1341,83 +1229,75 @@
           <w:sz w:val="28"/>
           <w:szCs w:val="28"/>
         </w:rPr>
-        <w:t>Рисунок 3 – Текст программы для третьего задания</w:t>
-      </w:r>
-    </w:p>
-    <w:p>
-      <w:pPr>
-        <w:spacing w:after="0" w:line="360" w:lineRule="auto"/>
-        <w:ind w:firstLine="709"/>
-        <w:jc w:val="both"/>
-        <w:rPr>
-          <w:rFonts w:ascii="Times New Roman" w:hAnsi="Times New Roman" w:cs="Times New Roman"/>
-          <w:sz w:val="28"/>
-          <w:szCs w:val="28"/>
-        </w:rPr>
-      </w:pPr>
-      <w:r>
-        <w:rPr>
-          <w:rFonts w:ascii="Times New Roman" w:hAnsi="Times New Roman" w:cs="Times New Roman"/>
-          <w:sz w:val="28"/>
-          <w:szCs w:val="28"/>
-        </w:rPr>
-        <w:t>Рисунок 3 отображает</w:t>
-      </w:r>
-      <w:r>
-        <w:rPr>
-          <w:rFonts w:ascii="Times New Roman" w:hAnsi="Times New Roman" w:cs="Times New Roman"/>
-          <w:sz w:val="28"/>
-          <w:szCs w:val="28"/>
-        </w:rPr>
-        <w:t>,</w:t>
-      </w:r>
-      <w:r>
-        <w:rPr>
-          <w:rFonts w:ascii="Times New Roman" w:hAnsi="Times New Roman" w:cs="Times New Roman"/>
-          <w:sz w:val="28"/>
-          <w:szCs w:val="28"/>
-        </w:rPr>
-        <w:t xml:space="preserve"> </w:t>
-      </w:r>
-      <w:r>
-        <w:rPr>
-          <w:rFonts w:ascii="Times New Roman" w:hAnsi="Times New Roman" w:cs="Times New Roman"/>
-          <w:sz w:val="28"/>
-          <w:szCs w:val="28"/>
-        </w:rPr>
-        <w:t>пользователь вводит данные положения точки на плоскости</w:t>
-      </w:r>
-      <w:r>
-        <w:rPr>
-          <w:rFonts w:ascii="Times New Roman" w:hAnsi="Times New Roman" w:cs="Times New Roman"/>
-          <w:sz w:val="28"/>
-          <w:szCs w:val="28"/>
-        </w:rPr>
-        <w:t>,</w:t>
-      </w:r>
-      <w:r>
-        <w:rPr>
-          <w:rFonts w:ascii="Times New Roman" w:hAnsi="Times New Roman" w:cs="Times New Roman"/>
-          <w:sz w:val="28"/>
-          <w:szCs w:val="28"/>
-        </w:rPr>
-        <w:t xml:space="preserve"> далее программа их считывает</w:t>
-      </w:r>
-      <w:r>
-        <w:rPr>
-          <w:rFonts w:ascii="Times New Roman" w:hAnsi="Times New Roman" w:cs="Times New Roman"/>
-          <w:sz w:val="28"/>
-          <w:szCs w:val="28"/>
-        </w:rPr>
-        <w:t>,</w:t>
-      </w:r>
-      <w:r>
-        <w:rPr>
-          <w:rFonts w:ascii="Times New Roman" w:hAnsi="Times New Roman" w:cs="Times New Roman"/>
-          <w:sz w:val="28"/>
-          <w:szCs w:val="28"/>
-        </w:rPr>
-        <w:t xml:space="preserve"> проверяет между собой и выводит результат</w:t>
+        <w:t xml:space="preserve">Рисунок </w:t>
+      </w:r>
+      <w:r>
+        <w:rPr>
+          <w:rFonts w:ascii="Times New Roman" w:hAnsi="Times New Roman" w:cs="Times New Roman"/>
+          <w:sz w:val="28"/>
+          <w:szCs w:val="28"/>
+        </w:rPr>
+        <w:t>3</w:t>
+      </w:r>
+      <w:r>
+        <w:rPr>
+          <w:rFonts w:ascii="Times New Roman" w:hAnsi="Times New Roman" w:cs="Times New Roman"/>
+          <w:sz w:val="28"/>
+          <w:szCs w:val="28"/>
+        </w:rPr>
+        <w:t xml:space="preserve"> – Блок-схема программы для </w:t>
+      </w:r>
+      <w:r>
+        <w:rPr>
+          <w:rFonts w:ascii="Times New Roman" w:hAnsi="Times New Roman" w:cs="Times New Roman"/>
+          <w:sz w:val="28"/>
+          <w:szCs w:val="28"/>
+        </w:rPr>
+        <w:t>второго</w:t>
+      </w:r>
+      <w:r>
+        <w:rPr>
+          <w:rFonts w:ascii="Times New Roman" w:hAnsi="Times New Roman" w:cs="Times New Roman"/>
+          <w:sz w:val="28"/>
+          <w:szCs w:val="28"/>
+        </w:rPr>
+        <w:t xml:space="preserve"> задания</w:t>
+      </w:r>
+    </w:p>
+    <w:p>
+      <w:pPr>
+        <w:ind w:firstLine="708"/>
+        <w:rPr>
+          <w:rFonts w:ascii="Times New Roman" w:hAnsi="Times New Roman" w:cs="Times New Roman"/>
+          <w:b/>
+          <w:bCs/>
+          <w:sz w:val="28"/>
+          <w:szCs w:val="28"/>
+        </w:rPr>
+      </w:pPr>
+      <w:r>
+        <w:rPr>
+          <w:rFonts w:ascii="Times New Roman" w:hAnsi="Times New Roman" w:cs="Times New Roman"/>
+          <w:sz w:val="28"/>
+          <w:szCs w:val="28"/>
+        </w:rPr>
+        <w:t xml:space="preserve">Текст для </w:t>
+      </w:r>
+      <w:r>
+        <w:rPr>
+          <w:rFonts w:ascii="Times New Roman" w:hAnsi="Times New Roman" w:cs="Times New Roman"/>
+          <w:sz w:val="28"/>
+          <w:szCs w:val="28"/>
+        </w:rPr>
+        <w:t xml:space="preserve">первого задания представлен на рисунке </w:t>
+      </w:r>
+      <w:r>
+        <w:rPr>
+          <w:rFonts w:ascii="Times New Roman" w:hAnsi="Times New Roman" w:cs="Times New Roman"/>
+          <w:sz w:val="28"/>
+          <w:szCs w:val="28"/>
+        </w:rPr>
+        <w:t>4</w:t>
       </w:r>
       <w:r>
         <w:rPr>
@@ -1426,159 +1306,6 @@
           <w:szCs w:val="28"/>
         </w:rPr>
         <w:t>.</w:t>
-      </w:r>
-    </w:p>
-    <w:p>
-      <w:pPr>
-        <w:ind w:firstLine="708"/>
-        <w:rPr>
-          <w:rFonts w:ascii="Arial" w:hAnsi="Arial" w:cs="Arial"/>
-          <w:sz w:val="28"/>
-          <w:szCs w:val="28"/>
-        </w:rPr>
-      </w:pPr>
-      <w:r>
-        <w:rPr>
-          <w:rFonts w:ascii="Arial" w:hAnsi="Arial" w:cs="Arial"/>
-          <w:sz w:val="28"/>
-          <w:szCs w:val="28"/>
-        </w:rPr>
-        <w:t xml:space="preserve">1.4 </w:t>
-      </w:r>
-      <w:r>
-        <w:rPr>
-          <w:rFonts w:ascii="Arial" w:hAnsi="Arial" w:cs="Arial"/>
-          <w:sz w:val="28"/>
-          <w:szCs w:val="28"/>
-        </w:rPr>
-        <w:t>Задание 4</w:t>
-      </w:r>
-    </w:p>
-    <w:p>
-      <w:pPr>
-        <w:spacing w:after="0" w:line="360" w:lineRule="auto"/>
-        <w:ind w:firstLine="709"/>
-        <w:jc w:val="both"/>
-        <w:rPr>
-          <w:rFonts w:ascii="Times New Roman" w:hAnsi="Times New Roman" w:cs="Times New Roman"/>
-          <w:sz w:val="28"/>
-          <w:szCs w:val="28"/>
-        </w:rPr>
-      </w:pPr>
-      <w:r>
-        <w:rPr>
-          <w:rFonts w:ascii="Times New Roman" w:hAnsi="Times New Roman" w:cs="Times New Roman"/>
-          <w:sz w:val="28"/>
-          <w:szCs w:val="28"/>
-        </w:rPr>
-        <w:t xml:space="preserve">В четвертом задании требуется </w:t>
-      </w:r>
-      <w:r>
-        <w:rPr>
-          <w:rFonts w:ascii="Times New Roman" w:hAnsi="Times New Roman" w:cs="Times New Roman"/>
-          <w:sz w:val="28"/>
-          <w:szCs w:val="28"/>
-        </w:rPr>
-        <w:t>проверить треугольник на возможность существования</w:t>
-      </w:r>
-      <w:r>
-        <w:rPr>
-          <w:rFonts w:ascii="Times New Roman" w:hAnsi="Times New Roman" w:cs="Times New Roman"/>
-          <w:sz w:val="28"/>
-          <w:szCs w:val="28"/>
-        </w:rPr>
-        <w:t>:</w:t>
-      </w:r>
-      <w:r>
-        <w:rPr>
-          <w:rFonts w:ascii="Times New Roman" w:hAnsi="Times New Roman" w:cs="Times New Roman"/>
-          <w:sz w:val="28"/>
-          <w:szCs w:val="28"/>
-        </w:rPr>
-        <w:t xml:space="preserve"> сумма двух сторон не должна быть меньше либо равна третьей стороне треугольника</w:t>
-      </w:r>
-      <w:r>
-        <w:rPr>
-          <w:rFonts w:ascii="Times New Roman" w:hAnsi="Times New Roman" w:cs="Times New Roman"/>
-          <w:sz w:val="28"/>
-          <w:szCs w:val="28"/>
-        </w:rPr>
-        <w:t>.</w:t>
-      </w:r>
-      <w:r>
-        <w:rPr>
-          <w:rFonts w:ascii="Times New Roman" w:hAnsi="Times New Roman" w:cs="Times New Roman"/>
-          <w:sz w:val="28"/>
-          <w:szCs w:val="28"/>
-        </w:rPr>
-        <w:t xml:space="preserve"> Также</w:t>
-      </w:r>
-      <w:r>
-        <w:rPr>
-          <w:rFonts w:ascii="Times New Roman" w:hAnsi="Times New Roman" w:cs="Times New Roman"/>
-          <w:sz w:val="28"/>
-          <w:szCs w:val="28"/>
-          <w:lang w:val="en-US"/>
-        </w:rPr>
-        <w:t>,</w:t>
-      </w:r>
-      <w:r>
-        <w:rPr>
-          <w:rFonts w:ascii="Times New Roman" w:hAnsi="Times New Roman" w:cs="Times New Roman"/>
-          <w:sz w:val="28"/>
-          <w:szCs w:val="28"/>
-        </w:rPr>
-        <w:t xml:space="preserve"> сторона треугольника может быть только положительным числом</w:t>
-      </w:r>
-      <w:r>
-        <w:rPr>
-          <w:rFonts w:ascii="Times New Roman" w:hAnsi="Times New Roman" w:cs="Times New Roman"/>
-          <w:sz w:val="28"/>
-          <w:szCs w:val="28"/>
-        </w:rPr>
-        <w:t>.</w:t>
-      </w:r>
-    </w:p>
-    <w:p>
-      <w:pPr>
-        <w:ind w:firstLine="709"/>
-        <w:rPr>
-          <w:rFonts w:ascii="Times New Roman" w:hAnsi="Times New Roman" w:cs="Times New Roman"/>
-          <w:sz w:val="28"/>
-          <w:szCs w:val="28"/>
-        </w:rPr>
-      </w:pPr>
-      <w:r>
-        <w:rPr>
-          <w:rFonts w:ascii="Times New Roman" w:hAnsi="Times New Roman" w:cs="Times New Roman"/>
-          <w:sz w:val="28"/>
-          <w:szCs w:val="28"/>
-        </w:rPr>
-        <w:t xml:space="preserve">Алгоритм решения </w:t>
-      </w:r>
-      <w:r>
-        <w:rPr>
-          <w:rFonts w:ascii="Times New Roman" w:hAnsi="Times New Roman" w:cs="Times New Roman"/>
-          <w:sz w:val="28"/>
-          <w:szCs w:val="28"/>
-        </w:rPr>
-        <w:t>четвертого</w:t>
-      </w:r>
-      <w:r>
-        <w:rPr>
-          <w:rFonts w:ascii="Times New Roman" w:hAnsi="Times New Roman" w:cs="Times New Roman"/>
-          <w:sz w:val="28"/>
-          <w:szCs w:val="28"/>
-        </w:rPr>
-        <w:t xml:space="preserve"> задания представлен на рисунке </w:t>
-      </w:r>
-      <w:r>
-        <w:rPr>
-          <w:rFonts w:ascii="Times New Roman" w:hAnsi="Times New Roman" w:cs="Times New Roman"/>
-          <w:sz w:val="28"/>
-          <w:szCs w:val="28"/>
-        </w:rPr>
-        <w:t>4.</w:t>
       </w:r>
     </w:p>
     <w:p>
@@ -1590,22 +1317,21 @@
           <w:rFonts w:ascii="Times New Roman" w:hAnsi="Times New Roman" w:cs="Times New Roman"/>
           <w:sz w:val="28"/>
           <w:szCs w:val="28"/>
-          <w:lang w:val="en-US"/>
-        </w:rPr>
-      </w:pPr>
-      <w:r>
-        <w:rPr>
-          <w:rFonts w:ascii="Times New Roman" w:hAnsi="Times New Roman" w:cs="Times New Roman"/>
-          <w:sz w:val="28"/>
-          <w:szCs w:val="28"/>
-          <w:lang w:val="en-US"/>
+        </w:rPr>
+      </w:pPr>
+      <w:r>
+        <w:rPr>
+          <w:rFonts w:ascii="Times New Roman" w:hAnsi="Times New Roman" w:cs="Times New Roman"/>
+          <w:noProof/>
+          <w:sz w:val="28"/>
+          <w:szCs w:val="28"/>
         </w:rPr>
         <w:lastRenderedPageBreak/>
         <w:drawing>
-          <wp:inline distT="0" distB="0" distL="0" distR="0" wp14:anchorId="78148FE8" wp14:editId="47E1B1CA">
-            <wp:extent cx="4896533" cy="3648584"/>
-            <wp:effectExtent l="0" t="0" r="0" b="9525"/>
-            <wp:docPr id="7" name="Рисунок 7"/>
+          <wp:inline distT="0" distB="0" distL="0" distR="0" wp14:anchorId="11767C03" wp14:editId="098043F4">
+            <wp:extent cx="2924583" cy="3762900"/>
+            <wp:effectExtent l="0" t="0" r="9525" b="9525"/>
+            <wp:docPr id="3" name="Рисунок 3"/>
             <wp:cNvGraphicFramePr>
               <a:graphicFrameLocks xmlns:a="http://schemas.openxmlformats.org/drawingml/2006/main" noChangeAspect="1"/>
             </wp:cNvGraphicFramePr>
@@ -1625,6 +1351,1011 @@
                   <pic:spPr>
                     <a:xfrm>
                       <a:off x="0" y="0"/>
+                      <a:ext cx="2924583" cy="3762900"/>
+                    </a:xfrm>
+                    <a:prstGeom prst="rect">
+                      <a:avLst/>
+                    </a:prstGeom>
+                  </pic:spPr>
+                </pic:pic>
+              </a:graphicData>
+            </a:graphic>
+          </wp:inline>
+        </w:drawing>
+      </w:r>
+    </w:p>
+    <w:p>
+      <w:pPr>
+        <w:spacing w:after="120"/>
+        <w:ind w:firstLine="709"/>
+        <w:jc w:val="center"/>
+        <w:rPr>
+          <w:rFonts w:ascii="Times New Roman" w:hAnsi="Times New Roman" w:cs="Times New Roman"/>
+          <w:sz w:val="28"/>
+          <w:szCs w:val="28"/>
+        </w:rPr>
+      </w:pPr>
+      <w:r>
+        <w:rPr>
+          <w:rFonts w:ascii="Times New Roman" w:hAnsi="Times New Roman" w:cs="Times New Roman"/>
+          <w:sz w:val="28"/>
+          <w:szCs w:val="28"/>
+        </w:rPr>
+        <w:t xml:space="preserve">Рисунок </w:t>
+      </w:r>
+      <w:r>
+        <w:rPr>
+          <w:rFonts w:ascii="Times New Roman" w:hAnsi="Times New Roman" w:cs="Times New Roman"/>
+          <w:sz w:val="28"/>
+          <w:szCs w:val="28"/>
+        </w:rPr>
+        <w:t>4</w:t>
+      </w:r>
+      <w:r>
+        <w:rPr>
+          <w:rFonts w:ascii="Times New Roman" w:hAnsi="Times New Roman" w:cs="Times New Roman"/>
+          <w:sz w:val="28"/>
+          <w:szCs w:val="28"/>
+        </w:rPr>
+        <w:t xml:space="preserve"> – Текст программы для второго задани</w:t>
+      </w:r>
+      <w:r>
+        <w:rPr>
+          <w:rFonts w:ascii="Times New Roman" w:hAnsi="Times New Roman" w:cs="Times New Roman"/>
+          <w:sz w:val="28"/>
+          <w:szCs w:val="28"/>
+        </w:rPr>
+        <w:t>я</w:t>
+      </w:r>
+    </w:p>
+    <w:p>
+      <w:pPr>
+        <w:spacing w:after="0" w:line="360" w:lineRule="auto"/>
+        <w:ind w:firstLine="709"/>
+        <w:jc w:val="both"/>
+        <w:rPr>
+          <w:rFonts w:ascii="Times New Roman" w:hAnsi="Times New Roman" w:cs="Times New Roman"/>
+          <w:sz w:val="28"/>
+          <w:szCs w:val="28"/>
+        </w:rPr>
+      </w:pPr>
+      <w:r>
+        <w:rPr>
+          <w:rFonts w:ascii="Times New Roman" w:hAnsi="Times New Roman" w:cs="Times New Roman"/>
+          <w:sz w:val="28"/>
+          <w:szCs w:val="28"/>
+        </w:rPr>
+        <w:t xml:space="preserve">Рисунок </w:t>
+      </w:r>
+      <w:r>
+        <w:rPr>
+          <w:rFonts w:ascii="Times New Roman" w:hAnsi="Times New Roman" w:cs="Times New Roman"/>
+          <w:sz w:val="28"/>
+          <w:szCs w:val="28"/>
+        </w:rPr>
+        <w:t>4</w:t>
+      </w:r>
+      <w:r>
+        <w:rPr>
+          <w:rFonts w:ascii="Times New Roman" w:hAnsi="Times New Roman" w:cs="Times New Roman"/>
+          <w:sz w:val="28"/>
+          <w:szCs w:val="28"/>
+        </w:rPr>
+        <w:t xml:space="preserve"> показыва</w:t>
+      </w:r>
+      <w:r>
+        <w:rPr>
+          <w:rFonts w:ascii="Times New Roman" w:hAnsi="Times New Roman" w:cs="Times New Roman"/>
+          <w:sz w:val="28"/>
+          <w:szCs w:val="28"/>
+        </w:rPr>
+        <w:t>ет</w:t>
+      </w:r>
+      <w:r>
+        <w:rPr>
+          <w:rFonts w:ascii="Times New Roman" w:hAnsi="Times New Roman" w:cs="Times New Roman"/>
+          <w:sz w:val="28"/>
+          <w:szCs w:val="28"/>
+        </w:rPr>
+        <w:t>,</w:t>
+      </w:r>
+      <w:r>
+        <w:rPr>
+          <w:rFonts w:ascii="Times New Roman" w:hAnsi="Times New Roman" w:cs="Times New Roman"/>
+          <w:sz w:val="28"/>
+          <w:szCs w:val="28"/>
+        </w:rPr>
+        <w:t xml:space="preserve"> на вход программе пода</w:t>
+      </w:r>
+      <w:r>
+        <w:rPr>
+          <w:rFonts w:ascii="Times New Roman" w:hAnsi="Times New Roman" w:cs="Times New Roman"/>
+          <w:sz w:val="28"/>
+          <w:szCs w:val="28"/>
+        </w:rPr>
+        <w:t>ются значения</w:t>
+      </w:r>
+      <w:r>
+        <w:rPr>
+          <w:rFonts w:ascii="Times New Roman" w:hAnsi="Times New Roman" w:cs="Times New Roman"/>
+          <w:sz w:val="28"/>
+          <w:szCs w:val="28"/>
+        </w:rPr>
+        <w:t>,</w:t>
+      </w:r>
+      <w:r>
+        <w:rPr>
+          <w:rFonts w:ascii="Times New Roman" w:hAnsi="Times New Roman" w:cs="Times New Roman"/>
+          <w:sz w:val="28"/>
+          <w:szCs w:val="28"/>
+        </w:rPr>
+        <w:t xml:space="preserve"> далее они проверяются на данные в задаче условия</w:t>
+      </w:r>
+      <w:r>
+        <w:rPr>
+          <w:rFonts w:ascii="Times New Roman" w:hAnsi="Times New Roman" w:cs="Times New Roman"/>
+          <w:sz w:val="28"/>
+          <w:szCs w:val="28"/>
+        </w:rPr>
+        <w:t>,</w:t>
+      </w:r>
+      <w:r>
+        <w:rPr>
+          <w:rFonts w:ascii="Times New Roman" w:hAnsi="Times New Roman" w:cs="Times New Roman"/>
+          <w:sz w:val="28"/>
+          <w:szCs w:val="28"/>
+        </w:rPr>
+        <w:t xml:space="preserve"> выводится результат</w:t>
+      </w:r>
+      <w:r>
+        <w:rPr>
+          <w:rFonts w:ascii="Times New Roman" w:hAnsi="Times New Roman" w:cs="Times New Roman"/>
+          <w:sz w:val="28"/>
+          <w:szCs w:val="28"/>
+        </w:rPr>
+        <w:t>.</w:t>
+      </w:r>
+    </w:p>
+    <w:p>
+      <w:pPr>
+        <w:ind w:firstLine="709"/>
+        <w:rPr>
+          <w:rFonts w:ascii="Arial" w:hAnsi="Arial" w:cs="Arial"/>
+          <w:sz w:val="28"/>
+          <w:szCs w:val="28"/>
+        </w:rPr>
+      </w:pPr>
+      <w:r>
+        <w:rPr>
+          <w:rFonts w:ascii="Arial" w:hAnsi="Arial" w:cs="Arial"/>
+          <w:sz w:val="28"/>
+          <w:szCs w:val="28"/>
+        </w:rPr>
+        <w:t xml:space="preserve">1.3 </w:t>
+      </w:r>
+      <w:r>
+        <w:rPr>
+          <w:rFonts w:ascii="Arial" w:hAnsi="Arial" w:cs="Arial"/>
+          <w:sz w:val="28"/>
+          <w:szCs w:val="28"/>
+        </w:rPr>
+        <w:t xml:space="preserve">Задание </w:t>
+      </w:r>
+      <w:r>
+        <w:rPr>
+          <w:rFonts w:ascii="Arial" w:hAnsi="Arial" w:cs="Arial"/>
+          <w:sz w:val="28"/>
+          <w:szCs w:val="28"/>
+        </w:rPr>
+        <w:t>3</w:t>
+      </w:r>
+    </w:p>
+    <w:p>
+      <w:pPr>
+        <w:spacing w:after="0" w:line="360" w:lineRule="auto"/>
+        <w:ind w:firstLine="709"/>
+        <w:jc w:val="both"/>
+        <w:rPr>
+          <w:rFonts w:ascii="Times New Roman" w:hAnsi="Times New Roman" w:cs="Times New Roman"/>
+          <w:sz w:val="28"/>
+          <w:szCs w:val="28"/>
+        </w:rPr>
+      </w:pPr>
+      <w:r>
+        <w:rPr>
+          <w:rFonts w:ascii="Times New Roman" w:hAnsi="Times New Roman" w:cs="Times New Roman"/>
+          <w:sz w:val="28"/>
+          <w:szCs w:val="28"/>
+        </w:rPr>
+        <w:t xml:space="preserve">В третьем задании требуется </w:t>
+      </w:r>
+      <w:r>
+        <w:rPr>
+          <w:rFonts w:ascii="Times New Roman" w:hAnsi="Times New Roman" w:cs="Times New Roman"/>
+          <w:sz w:val="28"/>
+          <w:szCs w:val="28"/>
+        </w:rPr>
+        <w:t>определить положение точки на координатной плоскости</w:t>
+      </w:r>
+      <w:r>
+        <w:rPr>
+          <w:rFonts w:ascii="Times New Roman" w:hAnsi="Times New Roman" w:cs="Times New Roman"/>
+          <w:sz w:val="28"/>
+          <w:szCs w:val="28"/>
+        </w:rPr>
+        <w:t>.</w:t>
+      </w:r>
+    </w:p>
+    <w:p>
+      <w:pPr>
+        <w:ind w:firstLine="709"/>
+        <w:rPr>
+          <w:rFonts w:ascii="Times New Roman" w:hAnsi="Times New Roman" w:cs="Times New Roman"/>
+          <w:sz w:val="28"/>
+          <w:szCs w:val="28"/>
+        </w:rPr>
+      </w:pPr>
+      <w:r>
+        <w:rPr>
+          <w:rFonts w:ascii="Times New Roman" w:hAnsi="Times New Roman" w:cs="Times New Roman"/>
+          <w:sz w:val="28"/>
+          <w:szCs w:val="28"/>
+        </w:rPr>
+        <w:t xml:space="preserve">Алгоритм решения </w:t>
+      </w:r>
+      <w:r>
+        <w:rPr>
+          <w:rFonts w:ascii="Times New Roman" w:hAnsi="Times New Roman" w:cs="Times New Roman"/>
+          <w:sz w:val="28"/>
+          <w:szCs w:val="28"/>
+        </w:rPr>
+        <w:t>третьего</w:t>
+      </w:r>
+      <w:r>
+        <w:rPr>
+          <w:rFonts w:ascii="Times New Roman" w:hAnsi="Times New Roman" w:cs="Times New Roman"/>
+          <w:sz w:val="28"/>
+          <w:szCs w:val="28"/>
+        </w:rPr>
+        <w:t xml:space="preserve"> задания представлен на рисунке </w:t>
+      </w:r>
+      <w:r>
+        <w:rPr>
+          <w:rFonts w:ascii="Times New Roman" w:hAnsi="Times New Roman" w:cs="Times New Roman"/>
+          <w:sz w:val="28"/>
+          <w:szCs w:val="28"/>
+        </w:rPr>
+        <w:t>5</w:t>
+      </w:r>
+      <w:r>
+        <w:rPr>
+          <w:rFonts w:ascii="Times New Roman" w:hAnsi="Times New Roman" w:cs="Times New Roman"/>
+          <w:sz w:val="28"/>
+          <w:szCs w:val="28"/>
+        </w:rPr>
+        <w:t>.</w:t>
+      </w:r>
+    </w:p>
+    <w:p>
+      <w:pPr>
+        <w:ind w:firstLine="708"/>
+        <w:jc w:val="center"/>
+        <w:rPr>
+          <w:rFonts w:ascii="Times New Roman" w:hAnsi="Times New Roman" w:cs="Times New Roman"/>
+          <w:sz w:val="28"/>
+          <w:szCs w:val="28"/>
+        </w:rPr>
+      </w:pPr>
+      <w:r>
+        <w:rPr>
+          <w:noProof/>
+        </w:rPr>
+        <w:lastRenderedPageBreak/>
+        <w:drawing>
+          <wp:inline distT="0" distB="0" distL="0" distR="0" wp14:anchorId="0E04C92B" wp14:editId="1E1BD6E7">
+            <wp:extent cx="2933700" cy="6111240"/>
+            <wp:effectExtent l="0" t="0" r="0" b="3810"/>
+            <wp:docPr id="21" name="Рисунок 21"/>
+            <wp:cNvGraphicFramePr>
+              <a:graphicFrameLocks xmlns:a="http://schemas.openxmlformats.org/drawingml/2006/main" noChangeAspect="1"/>
+            </wp:cNvGraphicFramePr>
+            <a:graphic xmlns:a="http://schemas.openxmlformats.org/drawingml/2006/main">
+              <a:graphicData uri="http://schemas.openxmlformats.org/drawingml/2006/picture">
+                <pic:pic xmlns:pic="http://schemas.openxmlformats.org/drawingml/2006/picture">
+                  <pic:nvPicPr>
+                    <pic:cNvPr id="0" name="Picture 6"/>
+                    <pic:cNvPicPr>
+                      <a:picLocks noChangeAspect="1" noChangeArrowheads="1"/>
+                    </pic:cNvPicPr>
+                  </pic:nvPicPr>
+                  <pic:blipFill>
+                    <a:blip r:embed="rId12">
+                      <a:extLst>
+                        <a:ext uri="{28A0092B-C50C-407E-A947-70E740481C1C}">
+                          <a14:useLocalDpi xmlns:a14="http://schemas.microsoft.com/office/drawing/2010/main" val="0"/>
+                        </a:ext>
+                      </a:extLst>
+                    </a:blip>
+                    <a:srcRect/>
+                    <a:stretch>
+                      <a:fillRect/>
+                    </a:stretch>
+                  </pic:blipFill>
+                  <pic:spPr bwMode="auto">
+                    <a:xfrm>
+                      <a:off x="0" y="0"/>
+                      <a:ext cx="2933700" cy="6111240"/>
+                    </a:xfrm>
+                    <a:prstGeom prst="rect">
+                      <a:avLst/>
+                    </a:prstGeom>
+                    <a:noFill/>
+                    <a:ln>
+                      <a:noFill/>
+                    </a:ln>
+                  </pic:spPr>
+                </pic:pic>
+              </a:graphicData>
+            </a:graphic>
+          </wp:inline>
+        </w:drawing>
+      </w:r>
+    </w:p>
+    <w:p>
+      <w:pPr>
+        <w:ind w:firstLine="708"/>
+        <w:jc w:val="center"/>
+        <w:rPr>
+          <w:rFonts w:ascii="Times New Roman" w:hAnsi="Times New Roman" w:cs="Times New Roman"/>
+          <w:sz w:val="28"/>
+          <w:szCs w:val="28"/>
+        </w:rPr>
+      </w:pPr>
+      <w:r>
+        <w:rPr>
+          <w:rFonts w:ascii="Times New Roman" w:hAnsi="Times New Roman" w:cs="Times New Roman"/>
+          <w:sz w:val="28"/>
+          <w:szCs w:val="28"/>
+        </w:rPr>
+        <w:t xml:space="preserve">Рисунок </w:t>
+      </w:r>
+      <w:r>
+        <w:rPr>
+          <w:rFonts w:ascii="Times New Roman" w:hAnsi="Times New Roman" w:cs="Times New Roman"/>
+          <w:sz w:val="28"/>
+          <w:szCs w:val="28"/>
+        </w:rPr>
+        <w:t>5</w:t>
+      </w:r>
+      <w:r>
+        <w:rPr>
+          <w:rFonts w:ascii="Times New Roman" w:hAnsi="Times New Roman" w:cs="Times New Roman"/>
+          <w:sz w:val="28"/>
+          <w:szCs w:val="28"/>
+        </w:rPr>
+        <w:t xml:space="preserve"> – Блок-схема программы для </w:t>
+      </w:r>
+      <w:r>
+        <w:rPr>
+          <w:rFonts w:ascii="Times New Roman" w:hAnsi="Times New Roman" w:cs="Times New Roman"/>
+          <w:sz w:val="28"/>
+          <w:szCs w:val="28"/>
+        </w:rPr>
+        <w:t>третьего</w:t>
+      </w:r>
+      <w:r>
+        <w:rPr>
+          <w:rFonts w:ascii="Times New Roman" w:hAnsi="Times New Roman" w:cs="Times New Roman"/>
+          <w:sz w:val="28"/>
+          <w:szCs w:val="28"/>
+        </w:rPr>
+        <w:t xml:space="preserve"> задания</w:t>
+      </w:r>
+    </w:p>
+    <w:p>
+      <w:pPr>
+        <w:ind w:firstLine="708"/>
+        <w:rPr>
+          <w:rFonts w:ascii="Times New Roman" w:hAnsi="Times New Roman" w:cs="Times New Roman"/>
+          <w:b/>
+          <w:bCs/>
+          <w:sz w:val="28"/>
+          <w:szCs w:val="28"/>
+        </w:rPr>
+      </w:pPr>
+      <w:r>
+        <w:rPr>
+          <w:rFonts w:ascii="Times New Roman" w:hAnsi="Times New Roman" w:cs="Times New Roman"/>
+          <w:sz w:val="28"/>
+          <w:szCs w:val="28"/>
+        </w:rPr>
+        <w:t xml:space="preserve">Текст для </w:t>
+      </w:r>
+      <w:r>
+        <w:rPr>
+          <w:rFonts w:ascii="Times New Roman" w:hAnsi="Times New Roman" w:cs="Times New Roman"/>
+          <w:sz w:val="28"/>
+          <w:szCs w:val="28"/>
+        </w:rPr>
+        <w:t xml:space="preserve">первого задания представлен на рисунке </w:t>
+      </w:r>
+      <w:r>
+        <w:rPr>
+          <w:rFonts w:ascii="Times New Roman" w:hAnsi="Times New Roman" w:cs="Times New Roman"/>
+          <w:sz w:val="28"/>
+          <w:szCs w:val="28"/>
+        </w:rPr>
+        <w:t>6</w:t>
+      </w:r>
+      <w:r>
+        <w:rPr>
+          <w:rFonts w:ascii="Times New Roman" w:hAnsi="Times New Roman" w:cs="Times New Roman"/>
+          <w:sz w:val="28"/>
+          <w:szCs w:val="28"/>
+        </w:rPr>
+        <w:t>.</w:t>
+      </w:r>
+    </w:p>
+    <w:p>
+      <w:pPr>
+        <w:spacing w:before="240" w:after="240" w:line="240" w:lineRule="auto"/>
+        <w:ind w:firstLine="709"/>
+        <w:jc w:val="center"/>
+        <w:rPr>
+          <w:rFonts w:ascii="Times New Roman" w:hAnsi="Times New Roman" w:cs="Times New Roman"/>
+          <w:sz w:val="28"/>
+          <w:szCs w:val="28"/>
+        </w:rPr>
+      </w:pPr>
+      <w:r>
+        <w:rPr>
+          <w:rFonts w:ascii="Times New Roman" w:hAnsi="Times New Roman" w:cs="Times New Roman"/>
+          <w:noProof/>
+          <w:sz w:val="28"/>
+          <w:szCs w:val="28"/>
+        </w:rPr>
+        <w:lastRenderedPageBreak/>
+        <w:drawing>
+          <wp:inline distT="0" distB="0" distL="0" distR="0" wp14:anchorId="25D854BC" wp14:editId="773786E9">
+            <wp:extent cx="2962688" cy="3724795"/>
+            <wp:effectExtent l="0" t="0" r="0" b="9525"/>
+            <wp:docPr id="5" name="Рисунок 5"/>
+            <wp:cNvGraphicFramePr>
+              <a:graphicFrameLocks xmlns:a="http://schemas.openxmlformats.org/drawingml/2006/main" noChangeAspect="1"/>
+            </wp:cNvGraphicFramePr>
+            <a:graphic xmlns:a="http://schemas.openxmlformats.org/drawingml/2006/main">
+              <a:graphicData uri="http://schemas.openxmlformats.org/drawingml/2006/picture">
+                <pic:pic xmlns:pic="http://schemas.openxmlformats.org/drawingml/2006/picture">
+                  <pic:nvPicPr>
+                    <pic:cNvPr id="1" name=""/>
+                    <pic:cNvPicPr/>
+                  </pic:nvPicPr>
+                  <pic:blipFill>
+                    <a:blip r:embed="rId13"/>
+                    <a:stretch>
+                      <a:fillRect/>
+                    </a:stretch>
+                  </pic:blipFill>
+                  <pic:spPr>
+                    <a:xfrm>
+                      <a:off x="0" y="0"/>
+                      <a:ext cx="2962688" cy="3724795"/>
+                    </a:xfrm>
+                    <a:prstGeom prst="rect">
+                      <a:avLst/>
+                    </a:prstGeom>
+                  </pic:spPr>
+                </pic:pic>
+              </a:graphicData>
+            </a:graphic>
+          </wp:inline>
+        </w:drawing>
+      </w:r>
+    </w:p>
+    <w:p>
+      <w:pPr>
+        <w:spacing w:after="120"/>
+        <w:ind w:firstLine="709"/>
+        <w:jc w:val="center"/>
+        <w:rPr>
+          <w:rFonts w:ascii="Times New Roman" w:hAnsi="Times New Roman" w:cs="Times New Roman"/>
+          <w:sz w:val="28"/>
+          <w:szCs w:val="28"/>
+        </w:rPr>
+      </w:pPr>
+      <w:r>
+        <w:rPr>
+          <w:rFonts w:ascii="Times New Roman" w:hAnsi="Times New Roman" w:cs="Times New Roman"/>
+          <w:sz w:val="28"/>
+          <w:szCs w:val="28"/>
+        </w:rPr>
+        <w:t xml:space="preserve">Рисунок </w:t>
+      </w:r>
+      <w:r>
+        <w:rPr>
+          <w:rFonts w:ascii="Times New Roman" w:hAnsi="Times New Roman" w:cs="Times New Roman"/>
+          <w:sz w:val="28"/>
+          <w:szCs w:val="28"/>
+        </w:rPr>
+        <w:t>6</w:t>
+      </w:r>
+      <w:r>
+        <w:rPr>
+          <w:rFonts w:ascii="Times New Roman" w:hAnsi="Times New Roman" w:cs="Times New Roman"/>
+          <w:sz w:val="28"/>
+          <w:szCs w:val="28"/>
+        </w:rPr>
+        <w:t xml:space="preserve"> – Текст программы для третьего задания</w:t>
+      </w:r>
+    </w:p>
+    <w:p>
+      <w:pPr>
+        <w:spacing w:after="0" w:line="360" w:lineRule="auto"/>
+        <w:ind w:firstLine="709"/>
+        <w:jc w:val="both"/>
+        <w:rPr>
+          <w:rFonts w:ascii="Times New Roman" w:hAnsi="Times New Roman" w:cs="Times New Roman"/>
+          <w:sz w:val="28"/>
+          <w:szCs w:val="28"/>
+        </w:rPr>
+      </w:pPr>
+      <w:r>
+        <w:rPr>
+          <w:rFonts w:ascii="Times New Roman" w:hAnsi="Times New Roman" w:cs="Times New Roman"/>
+          <w:sz w:val="28"/>
+          <w:szCs w:val="28"/>
+        </w:rPr>
+        <w:t xml:space="preserve">Рисунок </w:t>
+      </w:r>
+      <w:r>
+        <w:rPr>
+          <w:rFonts w:ascii="Times New Roman" w:hAnsi="Times New Roman" w:cs="Times New Roman"/>
+          <w:sz w:val="28"/>
+          <w:szCs w:val="28"/>
+        </w:rPr>
+        <w:t>6</w:t>
+      </w:r>
+      <w:r>
+        <w:rPr>
+          <w:rFonts w:ascii="Times New Roman" w:hAnsi="Times New Roman" w:cs="Times New Roman"/>
+          <w:sz w:val="28"/>
+          <w:szCs w:val="28"/>
+        </w:rPr>
+        <w:t xml:space="preserve"> отображает</w:t>
+      </w:r>
+      <w:r>
+        <w:rPr>
+          <w:rFonts w:ascii="Times New Roman" w:hAnsi="Times New Roman" w:cs="Times New Roman"/>
+          <w:sz w:val="28"/>
+          <w:szCs w:val="28"/>
+        </w:rPr>
+        <w:t>,</w:t>
+      </w:r>
+      <w:r>
+        <w:rPr>
+          <w:rFonts w:ascii="Times New Roman" w:hAnsi="Times New Roman" w:cs="Times New Roman"/>
+          <w:sz w:val="28"/>
+          <w:szCs w:val="28"/>
+        </w:rPr>
+        <w:t xml:space="preserve"> </w:t>
+      </w:r>
+      <w:r>
+        <w:rPr>
+          <w:rFonts w:ascii="Times New Roman" w:hAnsi="Times New Roman" w:cs="Times New Roman"/>
+          <w:sz w:val="28"/>
+          <w:szCs w:val="28"/>
+        </w:rPr>
+        <w:t>пользователь вводит данные положения точки на плоскости</w:t>
+      </w:r>
+      <w:r>
+        <w:rPr>
+          <w:rFonts w:ascii="Times New Roman" w:hAnsi="Times New Roman" w:cs="Times New Roman"/>
+          <w:sz w:val="28"/>
+          <w:szCs w:val="28"/>
+        </w:rPr>
+        <w:t>,</w:t>
+      </w:r>
+      <w:r>
+        <w:rPr>
+          <w:rFonts w:ascii="Times New Roman" w:hAnsi="Times New Roman" w:cs="Times New Roman"/>
+          <w:sz w:val="28"/>
+          <w:szCs w:val="28"/>
+        </w:rPr>
+        <w:t xml:space="preserve"> далее программа их считывает</w:t>
+      </w:r>
+      <w:r>
+        <w:rPr>
+          <w:rFonts w:ascii="Times New Roman" w:hAnsi="Times New Roman" w:cs="Times New Roman"/>
+          <w:sz w:val="28"/>
+          <w:szCs w:val="28"/>
+        </w:rPr>
+        <w:t>,</w:t>
+      </w:r>
+      <w:r>
+        <w:rPr>
+          <w:rFonts w:ascii="Times New Roman" w:hAnsi="Times New Roman" w:cs="Times New Roman"/>
+          <w:sz w:val="28"/>
+          <w:szCs w:val="28"/>
+        </w:rPr>
+        <w:t xml:space="preserve"> проверяет между собой и выводит результат</w:t>
+      </w:r>
+      <w:r>
+        <w:rPr>
+          <w:rFonts w:ascii="Times New Roman" w:hAnsi="Times New Roman" w:cs="Times New Roman"/>
+          <w:sz w:val="28"/>
+          <w:szCs w:val="28"/>
+        </w:rPr>
+        <w:t>.</w:t>
+      </w:r>
+    </w:p>
+    <w:p>
+      <w:pPr>
+        <w:ind w:firstLine="708"/>
+        <w:rPr>
+          <w:rFonts w:ascii="Arial" w:hAnsi="Arial" w:cs="Arial"/>
+          <w:sz w:val="28"/>
+          <w:szCs w:val="28"/>
+        </w:rPr>
+      </w:pPr>
+      <w:r>
+        <w:rPr>
+          <w:rFonts w:ascii="Arial" w:hAnsi="Arial" w:cs="Arial"/>
+          <w:sz w:val="28"/>
+          <w:szCs w:val="28"/>
+        </w:rPr>
+        <w:t xml:space="preserve">1.4 </w:t>
+      </w:r>
+      <w:r>
+        <w:rPr>
+          <w:rFonts w:ascii="Arial" w:hAnsi="Arial" w:cs="Arial"/>
+          <w:sz w:val="28"/>
+          <w:szCs w:val="28"/>
+        </w:rPr>
+        <w:t>Задание 4</w:t>
+      </w:r>
+    </w:p>
+    <w:p>
+      <w:pPr>
+        <w:spacing w:after="0" w:line="360" w:lineRule="auto"/>
+        <w:ind w:firstLine="709"/>
+        <w:jc w:val="both"/>
+        <w:rPr>
+          <w:rFonts w:ascii="Times New Roman" w:hAnsi="Times New Roman" w:cs="Times New Roman"/>
+          <w:sz w:val="28"/>
+          <w:szCs w:val="28"/>
+        </w:rPr>
+      </w:pPr>
+      <w:r>
+        <w:rPr>
+          <w:rFonts w:ascii="Times New Roman" w:hAnsi="Times New Roman" w:cs="Times New Roman"/>
+          <w:sz w:val="28"/>
+          <w:szCs w:val="28"/>
+        </w:rPr>
+        <w:t xml:space="preserve">В четвертом задании требуется </w:t>
+      </w:r>
+      <w:r>
+        <w:rPr>
+          <w:rFonts w:ascii="Times New Roman" w:hAnsi="Times New Roman" w:cs="Times New Roman"/>
+          <w:sz w:val="28"/>
+          <w:szCs w:val="28"/>
+        </w:rPr>
+        <w:t>проверить треугольник на возможность существования</w:t>
+      </w:r>
+      <w:r>
+        <w:rPr>
+          <w:rFonts w:ascii="Times New Roman" w:hAnsi="Times New Roman" w:cs="Times New Roman"/>
+          <w:sz w:val="28"/>
+          <w:szCs w:val="28"/>
+        </w:rPr>
+        <w:t>:</w:t>
+      </w:r>
+      <w:r>
+        <w:rPr>
+          <w:rFonts w:ascii="Times New Roman" w:hAnsi="Times New Roman" w:cs="Times New Roman"/>
+          <w:sz w:val="28"/>
+          <w:szCs w:val="28"/>
+        </w:rPr>
+        <w:t xml:space="preserve"> сумма двух сторон не должна быть меньше либо равна третьей стороне треугольника</w:t>
+      </w:r>
+      <w:r>
+        <w:rPr>
+          <w:rFonts w:ascii="Times New Roman" w:hAnsi="Times New Roman" w:cs="Times New Roman"/>
+          <w:sz w:val="28"/>
+          <w:szCs w:val="28"/>
+        </w:rPr>
+        <w:t>.</w:t>
+      </w:r>
+      <w:r>
+        <w:rPr>
+          <w:rFonts w:ascii="Times New Roman" w:hAnsi="Times New Roman" w:cs="Times New Roman"/>
+          <w:sz w:val="28"/>
+          <w:szCs w:val="28"/>
+        </w:rPr>
+        <w:t xml:space="preserve"> Также</w:t>
+      </w:r>
+      <w:r>
+        <w:rPr>
+          <w:rFonts w:ascii="Times New Roman" w:hAnsi="Times New Roman" w:cs="Times New Roman"/>
+          <w:sz w:val="28"/>
+          <w:szCs w:val="28"/>
+        </w:rPr>
+        <w:t>,</w:t>
+      </w:r>
+      <w:r>
+        <w:rPr>
+          <w:rFonts w:ascii="Times New Roman" w:hAnsi="Times New Roman" w:cs="Times New Roman"/>
+          <w:sz w:val="28"/>
+          <w:szCs w:val="28"/>
+        </w:rPr>
+        <w:t xml:space="preserve"> сторона треугольника может быть только положительным числом</w:t>
+      </w:r>
+      <w:r>
+        <w:rPr>
+          <w:rFonts w:ascii="Times New Roman" w:hAnsi="Times New Roman" w:cs="Times New Roman"/>
+          <w:sz w:val="28"/>
+          <w:szCs w:val="28"/>
+        </w:rPr>
+        <w:t>.</w:t>
+      </w:r>
+    </w:p>
+    <w:p>
+      <w:pPr>
+        <w:ind w:firstLine="709"/>
+        <w:rPr>
+          <w:rFonts w:ascii="Times New Roman" w:hAnsi="Times New Roman" w:cs="Times New Roman"/>
+          <w:sz w:val="28"/>
+          <w:szCs w:val="28"/>
+        </w:rPr>
+      </w:pPr>
+      <w:r>
+        <w:rPr>
+          <w:rFonts w:ascii="Times New Roman" w:hAnsi="Times New Roman" w:cs="Times New Roman"/>
+          <w:sz w:val="28"/>
+          <w:szCs w:val="28"/>
+        </w:rPr>
+        <w:t xml:space="preserve">Алгоритм решения </w:t>
+      </w:r>
+      <w:r>
+        <w:rPr>
+          <w:rFonts w:ascii="Times New Roman" w:hAnsi="Times New Roman" w:cs="Times New Roman"/>
+          <w:sz w:val="28"/>
+          <w:szCs w:val="28"/>
+        </w:rPr>
+        <w:t>четвертого</w:t>
+      </w:r>
+      <w:r>
+        <w:rPr>
+          <w:rFonts w:ascii="Times New Roman" w:hAnsi="Times New Roman" w:cs="Times New Roman"/>
+          <w:sz w:val="28"/>
+          <w:szCs w:val="28"/>
+        </w:rPr>
+        <w:t xml:space="preserve"> задания представлен на рисунке </w:t>
+      </w:r>
+      <w:r>
+        <w:rPr>
+          <w:rFonts w:ascii="Times New Roman" w:hAnsi="Times New Roman" w:cs="Times New Roman"/>
+          <w:sz w:val="28"/>
+          <w:szCs w:val="28"/>
+        </w:rPr>
+        <w:t>7</w:t>
+      </w:r>
+      <w:r>
+        <w:rPr>
+          <w:rFonts w:ascii="Times New Roman" w:hAnsi="Times New Roman" w:cs="Times New Roman"/>
+          <w:sz w:val="28"/>
+          <w:szCs w:val="28"/>
+        </w:rPr>
+        <w:t>.</w:t>
+      </w:r>
+    </w:p>
+    <w:p>
+      <w:pPr>
+        <w:ind w:firstLine="708"/>
+        <w:jc w:val="center"/>
+        <w:rPr>
+          <w:rFonts w:ascii="Times New Roman" w:hAnsi="Times New Roman" w:cs="Times New Roman"/>
+          <w:sz w:val="28"/>
+          <w:szCs w:val="28"/>
+        </w:rPr>
+      </w:pPr>
+      <w:r>
+        <w:rPr>
+          <w:rFonts w:ascii="Times New Roman" w:hAnsi="Times New Roman" w:cs="Times New Roman"/>
+          <w:noProof/>
+          <w:sz w:val="28"/>
+          <w:szCs w:val="28"/>
+        </w:rPr>
+        <w:lastRenderedPageBreak/>
+        <w:drawing>
+          <wp:inline distT="0" distB="0" distL="0" distR="0" wp14:anchorId="7D688E0F" wp14:editId="41E2965F">
+            <wp:extent cx="3680460" cy="6177051"/>
+            <wp:effectExtent l="0" t="0" r="0" b="0"/>
+            <wp:docPr id="22" name="Рисунок 22"/>
+            <wp:cNvGraphicFramePr>
+              <a:graphicFrameLocks xmlns:a="http://schemas.openxmlformats.org/drawingml/2006/main" noChangeAspect="1"/>
+            </wp:cNvGraphicFramePr>
+            <a:graphic xmlns:a="http://schemas.openxmlformats.org/drawingml/2006/main">
+              <a:graphicData uri="http://schemas.openxmlformats.org/drawingml/2006/picture">
+                <pic:pic xmlns:pic="http://schemas.openxmlformats.org/drawingml/2006/picture">
+                  <pic:nvPicPr>
+                    <pic:cNvPr id="0" name="Picture 7"/>
+                    <pic:cNvPicPr>
+                      <a:picLocks noChangeAspect="1" noChangeArrowheads="1"/>
+                    </pic:cNvPicPr>
+                  </pic:nvPicPr>
+                  <pic:blipFill>
+                    <a:blip r:embed="rId14">
+                      <a:extLst>
+                        <a:ext uri="{28A0092B-C50C-407E-A947-70E740481C1C}">
+                          <a14:useLocalDpi xmlns:a14="http://schemas.microsoft.com/office/drawing/2010/main" val="0"/>
+                        </a:ext>
+                      </a:extLst>
+                    </a:blip>
+                    <a:srcRect/>
+                    <a:stretch>
+                      <a:fillRect/>
+                    </a:stretch>
+                  </pic:blipFill>
+                  <pic:spPr bwMode="auto">
+                    <a:xfrm>
+                      <a:off x="0" y="0"/>
+                      <a:ext cx="3693716" cy="6199299"/>
+                    </a:xfrm>
+                    <a:prstGeom prst="rect">
+                      <a:avLst/>
+                    </a:prstGeom>
+                    <a:noFill/>
+                    <a:ln>
+                      <a:noFill/>
+                    </a:ln>
+                  </pic:spPr>
+                </pic:pic>
+              </a:graphicData>
+            </a:graphic>
+          </wp:inline>
+        </w:drawing>
+      </w:r>
+    </w:p>
+    <w:p>
+      <w:pPr>
+        <w:ind w:firstLine="708"/>
+        <w:jc w:val="center"/>
+        <w:rPr>
+          <w:rFonts w:ascii="Times New Roman" w:hAnsi="Times New Roman" w:cs="Times New Roman"/>
+          <w:sz w:val="28"/>
+          <w:szCs w:val="28"/>
+        </w:rPr>
+      </w:pPr>
+      <w:r>
+        <w:rPr>
+          <w:rFonts w:ascii="Times New Roman" w:hAnsi="Times New Roman" w:cs="Times New Roman"/>
+          <w:sz w:val="28"/>
+          <w:szCs w:val="28"/>
+        </w:rPr>
+        <w:t xml:space="preserve">Рисунок </w:t>
+      </w:r>
+      <w:r>
+        <w:rPr>
+          <w:rFonts w:ascii="Times New Roman" w:hAnsi="Times New Roman" w:cs="Times New Roman"/>
+          <w:sz w:val="28"/>
+          <w:szCs w:val="28"/>
+        </w:rPr>
+        <w:t>7</w:t>
+      </w:r>
+      <w:r>
+        <w:rPr>
+          <w:rFonts w:ascii="Times New Roman" w:hAnsi="Times New Roman" w:cs="Times New Roman"/>
+          <w:sz w:val="28"/>
+          <w:szCs w:val="28"/>
+        </w:rPr>
+        <w:t xml:space="preserve"> – Блок-схема программы для </w:t>
+      </w:r>
+      <w:r>
+        <w:rPr>
+          <w:rFonts w:ascii="Times New Roman" w:hAnsi="Times New Roman" w:cs="Times New Roman"/>
+          <w:sz w:val="28"/>
+          <w:szCs w:val="28"/>
+        </w:rPr>
+        <w:t>четвертог</w:t>
+      </w:r>
+      <w:r>
+        <w:rPr>
+          <w:rFonts w:ascii="Times New Roman" w:hAnsi="Times New Roman" w:cs="Times New Roman"/>
+          <w:sz w:val="28"/>
+          <w:szCs w:val="28"/>
+        </w:rPr>
+        <w:t>о задания</w:t>
+      </w:r>
+    </w:p>
+    <w:p>
+      <w:pPr>
+        <w:ind w:firstLine="708"/>
+        <w:rPr>
+          <w:rFonts w:ascii="Times New Roman" w:hAnsi="Times New Roman" w:cs="Times New Roman"/>
+          <w:b/>
+          <w:bCs/>
+          <w:sz w:val="28"/>
+          <w:szCs w:val="28"/>
+        </w:rPr>
+      </w:pPr>
+      <w:r>
+        <w:rPr>
+          <w:rFonts w:ascii="Times New Roman" w:hAnsi="Times New Roman" w:cs="Times New Roman"/>
+          <w:sz w:val="28"/>
+          <w:szCs w:val="28"/>
+        </w:rPr>
+        <w:t xml:space="preserve">Текст для </w:t>
+      </w:r>
+      <w:r>
+        <w:rPr>
+          <w:rFonts w:ascii="Times New Roman" w:hAnsi="Times New Roman" w:cs="Times New Roman"/>
+          <w:sz w:val="28"/>
+          <w:szCs w:val="28"/>
+        </w:rPr>
+        <w:t xml:space="preserve">первого задания представлен на рисунке </w:t>
+      </w:r>
+      <w:r>
+        <w:rPr>
+          <w:rFonts w:ascii="Times New Roman" w:hAnsi="Times New Roman" w:cs="Times New Roman"/>
+          <w:sz w:val="28"/>
+          <w:szCs w:val="28"/>
+        </w:rPr>
+        <w:t>8</w:t>
+      </w:r>
+      <w:r>
+        <w:rPr>
+          <w:rFonts w:ascii="Times New Roman" w:hAnsi="Times New Roman" w:cs="Times New Roman"/>
+          <w:sz w:val="28"/>
+          <w:szCs w:val="28"/>
+        </w:rPr>
+        <w:t>.</w:t>
+      </w:r>
+    </w:p>
+    <w:p>
+      <w:pPr>
+        <w:spacing w:before="240" w:after="240" w:line="240" w:lineRule="auto"/>
+        <w:ind w:firstLine="709"/>
+        <w:jc w:val="center"/>
+        <w:rPr>
+          <w:rFonts w:ascii="Times New Roman" w:hAnsi="Times New Roman" w:cs="Times New Roman"/>
+          <w:sz w:val="28"/>
+          <w:szCs w:val="28"/>
+          <w:lang w:val="en-US"/>
+        </w:rPr>
+      </w:pPr>
+      <w:r>
+        <w:rPr>
+          <w:rFonts w:ascii="Times New Roman" w:hAnsi="Times New Roman" w:cs="Times New Roman"/>
+          <w:noProof/>
+          <w:sz w:val="28"/>
+          <w:szCs w:val="28"/>
+          <w:lang w:val="en-US"/>
+        </w:rPr>
+        <w:lastRenderedPageBreak/>
+        <w:drawing>
+          <wp:inline distT="0" distB="0" distL="0" distR="0" wp14:anchorId="78148FE8" wp14:editId="47E1B1CA">
+            <wp:extent cx="4896533" cy="3648584"/>
+            <wp:effectExtent l="0" t="0" r="0" b="9525"/>
+            <wp:docPr id="7" name="Рисунок 7"/>
+            <wp:cNvGraphicFramePr>
+              <a:graphicFrameLocks xmlns:a="http://schemas.openxmlformats.org/drawingml/2006/main" noChangeAspect="1"/>
+            </wp:cNvGraphicFramePr>
+            <a:graphic xmlns:a="http://schemas.openxmlformats.org/drawingml/2006/main">
+              <a:graphicData uri="http://schemas.openxmlformats.org/drawingml/2006/picture">
+                <pic:pic xmlns:pic="http://schemas.openxmlformats.org/drawingml/2006/picture">
+                  <pic:nvPicPr>
+                    <pic:cNvPr id="1" name=""/>
+                    <pic:cNvPicPr/>
+                  </pic:nvPicPr>
+                  <pic:blipFill>
+                    <a:blip r:embed="rId15"/>
+                    <a:stretch>
+                      <a:fillRect/>
+                    </a:stretch>
+                  </pic:blipFill>
+                  <pic:spPr>
+                    <a:xfrm>
+                      <a:off x="0" y="0"/>
                       <a:ext cx="4896533" cy="3648584"/>
                     </a:xfrm>
                     <a:prstGeom prst="rect">
@@ -1655,7 +2386,23 @@
           <w:sz w:val="28"/>
           <w:szCs w:val="28"/>
         </w:rPr>
-        <w:t>Рисунок 4 – Текст программы для четвертого задания</w:t>
+        <w:t xml:space="preserve">Рисунок </w:t>
+      </w:r>
+      <w:r>
+        <w:rPr>
+          <w:rFonts w:ascii="Times New Roman" w:hAnsi="Times New Roman" w:cs="Times New Roman"/>
+          <w:sz w:val="28"/>
+          <w:szCs w:val="28"/>
+        </w:rPr>
+        <w:t>8</w:t>
+      </w:r>
+      <w:r>
+        <w:rPr>
+          <w:rFonts w:ascii="Times New Roman" w:hAnsi="Times New Roman" w:cs="Times New Roman"/>
+          <w:sz w:val="28"/>
+          <w:szCs w:val="28"/>
+        </w:rPr>
+        <w:t xml:space="preserve"> – Текст программы для четвертого задания</w:t>
       </w:r>
     </w:p>
     <w:p>
@@ -1675,7 +2422,23 @@
           <w:sz w:val="28"/>
           <w:szCs w:val="28"/>
         </w:rPr>
-        <w:t>На рисунке 4 видно</w:t>
+        <w:t xml:space="preserve">На рисунке </w:t>
+      </w:r>
+      <w:r>
+        <w:rPr>
+          <w:rFonts w:ascii="Times New Roman" w:hAnsi="Times New Roman" w:cs="Times New Roman"/>
+          <w:sz w:val="28"/>
+          <w:szCs w:val="28"/>
+        </w:rPr>
+        <w:t>8</w:t>
+      </w:r>
+      <w:r>
+        <w:rPr>
+          <w:rFonts w:ascii="Times New Roman" w:hAnsi="Times New Roman" w:cs="Times New Roman"/>
+          <w:sz w:val="28"/>
+          <w:szCs w:val="28"/>
+        </w:rPr>
+        <w:t xml:space="preserve"> видно</w:t>
       </w:r>
       <w:r>
         <w:rPr>
@@ -1876,7 +2639,178 @@
           <w:sz w:val="28"/>
           <w:szCs w:val="28"/>
         </w:rPr>
-        <w:t>5.</w:t>
+        <w:t>9</w:t>
+      </w:r>
+      <w:r>
+        <w:rPr>
+          <w:rFonts w:ascii="Times New Roman" w:hAnsi="Times New Roman" w:cs="Times New Roman"/>
+          <w:sz w:val="28"/>
+          <w:szCs w:val="28"/>
+        </w:rPr>
+        <w:t>.</w:t>
+      </w:r>
+    </w:p>
+    <w:p>
+      <w:pPr>
+        <w:ind w:firstLine="708"/>
+        <w:jc w:val="center"/>
+        <w:rPr>
+          <w:rFonts w:ascii="Times New Roman" w:hAnsi="Times New Roman" w:cs="Times New Roman"/>
+          <w:sz w:val="28"/>
+          <w:szCs w:val="28"/>
+        </w:rPr>
+      </w:pPr>
+      <w:r>
+        <w:rPr>
+          <w:rFonts w:ascii="Times New Roman" w:hAnsi="Times New Roman" w:cs="Times New Roman"/>
+          <w:noProof/>
+          <w:sz w:val="28"/>
+          <w:szCs w:val="28"/>
+        </w:rPr>
+        <w:lastRenderedPageBreak/>
+        <w:drawing>
+          <wp:inline distT="0" distB="0" distL="0" distR="0" wp14:anchorId="57A9AC91" wp14:editId="4982361B">
+            <wp:extent cx="3398733" cy="4091940"/>
+            <wp:effectExtent l="0" t="0" r="0" b="3810"/>
+            <wp:docPr id="23" name="Рисунок 23"/>
+            <wp:cNvGraphicFramePr>
+              <a:graphicFrameLocks xmlns:a="http://schemas.openxmlformats.org/drawingml/2006/main" noChangeAspect="1"/>
+            </wp:cNvGraphicFramePr>
+            <a:graphic xmlns:a="http://schemas.openxmlformats.org/drawingml/2006/main">
+              <a:graphicData uri="http://schemas.openxmlformats.org/drawingml/2006/picture">
+                <pic:pic xmlns:pic="http://schemas.openxmlformats.org/drawingml/2006/picture">
+                  <pic:nvPicPr>
+                    <pic:cNvPr id="0" name="Picture 8"/>
+                    <pic:cNvPicPr>
+                      <a:picLocks noChangeAspect="1" noChangeArrowheads="1"/>
+                    </pic:cNvPicPr>
+                  </pic:nvPicPr>
+                  <pic:blipFill>
+                    <a:blip r:embed="rId16">
+                      <a:extLst>
+                        <a:ext uri="{28A0092B-C50C-407E-A947-70E740481C1C}">
+                          <a14:useLocalDpi xmlns:a14="http://schemas.microsoft.com/office/drawing/2010/main" val="0"/>
+                        </a:ext>
+                      </a:extLst>
+                    </a:blip>
+                    <a:srcRect/>
+                    <a:stretch>
+                      <a:fillRect/>
+                    </a:stretch>
+                  </pic:blipFill>
+                  <pic:spPr bwMode="auto">
+                    <a:xfrm>
+                      <a:off x="0" y="0"/>
+                      <a:ext cx="3400412" cy="4093962"/>
+                    </a:xfrm>
+                    <a:prstGeom prst="rect">
+                      <a:avLst/>
+                    </a:prstGeom>
+                    <a:noFill/>
+                    <a:ln>
+                      <a:noFill/>
+                    </a:ln>
+                  </pic:spPr>
+                </pic:pic>
+              </a:graphicData>
+            </a:graphic>
+          </wp:inline>
+        </w:drawing>
+      </w:r>
+    </w:p>
+    <w:p>
+      <w:pPr>
+        <w:ind w:firstLine="708"/>
+        <w:jc w:val="center"/>
+        <w:rPr>
+          <w:rFonts w:ascii="Times New Roman" w:hAnsi="Times New Roman" w:cs="Times New Roman"/>
+          <w:sz w:val="28"/>
+          <w:szCs w:val="28"/>
+        </w:rPr>
+      </w:pPr>
+      <w:r>
+        <w:rPr>
+          <w:rFonts w:ascii="Times New Roman" w:hAnsi="Times New Roman" w:cs="Times New Roman"/>
+          <w:sz w:val="28"/>
+          <w:szCs w:val="28"/>
+        </w:rPr>
+        <w:t xml:space="preserve">Рисунок </w:t>
+      </w:r>
+      <w:r>
+        <w:rPr>
+          <w:rFonts w:ascii="Times New Roman" w:hAnsi="Times New Roman" w:cs="Times New Roman"/>
+          <w:sz w:val="28"/>
+          <w:szCs w:val="28"/>
+        </w:rPr>
+        <w:t>9</w:t>
+      </w:r>
+      <w:r>
+        <w:rPr>
+          <w:rFonts w:ascii="Times New Roman" w:hAnsi="Times New Roman" w:cs="Times New Roman"/>
+          <w:sz w:val="28"/>
+          <w:szCs w:val="28"/>
+        </w:rPr>
+        <w:t xml:space="preserve"> – Блок-схема программы для </w:t>
+      </w:r>
+      <w:r>
+        <w:rPr>
+          <w:rFonts w:ascii="Times New Roman" w:hAnsi="Times New Roman" w:cs="Times New Roman"/>
+          <w:sz w:val="28"/>
+          <w:szCs w:val="28"/>
+        </w:rPr>
+        <w:t>пятого</w:t>
+      </w:r>
+      <w:r>
+        <w:rPr>
+          <w:rFonts w:ascii="Times New Roman" w:hAnsi="Times New Roman" w:cs="Times New Roman"/>
+          <w:sz w:val="28"/>
+          <w:szCs w:val="28"/>
+        </w:rPr>
+        <w:t xml:space="preserve"> задания</w:t>
+      </w:r>
+    </w:p>
+    <w:p>
+      <w:pPr>
+        <w:ind w:firstLine="708"/>
+        <w:rPr>
+          <w:rFonts w:ascii="Times New Roman" w:hAnsi="Times New Roman" w:cs="Times New Roman"/>
+          <w:b/>
+          <w:bCs/>
+          <w:sz w:val="28"/>
+          <w:szCs w:val="28"/>
+        </w:rPr>
+      </w:pPr>
+      <w:r>
+        <w:rPr>
+          <w:rFonts w:ascii="Times New Roman" w:hAnsi="Times New Roman" w:cs="Times New Roman"/>
+          <w:sz w:val="28"/>
+          <w:szCs w:val="28"/>
+        </w:rPr>
+        <w:t xml:space="preserve">Текст для </w:t>
+      </w:r>
+      <w:r>
+        <w:rPr>
+          <w:rFonts w:ascii="Times New Roman" w:hAnsi="Times New Roman" w:cs="Times New Roman"/>
+          <w:sz w:val="28"/>
+          <w:szCs w:val="28"/>
+        </w:rPr>
+        <w:t xml:space="preserve">первого задания представлен на рисунке </w:t>
+      </w:r>
+      <w:r>
+        <w:rPr>
+          <w:rFonts w:ascii="Times New Roman" w:hAnsi="Times New Roman" w:cs="Times New Roman"/>
+          <w:sz w:val="28"/>
+          <w:szCs w:val="28"/>
+        </w:rPr>
+        <w:t>10</w:t>
+      </w:r>
+      <w:r>
+        <w:rPr>
+          <w:rFonts w:ascii="Times New Roman" w:hAnsi="Times New Roman" w:cs="Times New Roman"/>
+          <w:sz w:val="28"/>
+          <w:szCs w:val="28"/>
+        </w:rPr>
+        <w:t>.</w:t>
       </w:r>
     </w:p>
     <w:p>
@@ -1893,6 +2827,7 @@
       <w:r>
         <w:rPr>
           <w:rFonts w:ascii="Times New Roman" w:hAnsi="Times New Roman" w:cs="Times New Roman"/>
+          <w:noProof/>
           <w:sz w:val="28"/>
           <w:szCs w:val="28"/>
         </w:rPr>
@@ -1912,7 +2847,7 @@
                     <pic:cNvPicPr/>
                   </pic:nvPicPr>
                   <pic:blipFill>
-                    <a:blip r:embed="rId12"/>
+                    <a:blip r:embed="rId17"/>
                     <a:stretch>
                       <a:fillRect/>
                     </a:stretch>
@@ -1950,7 +2885,23 @@
           <w:sz w:val="28"/>
           <w:szCs w:val="28"/>
         </w:rPr>
-        <w:t>Рисунок 5 – Текст программы для пятого задания</w:t>
+        <w:t xml:space="preserve">Рисунок </w:t>
+      </w:r>
+      <w:r>
+        <w:rPr>
+          <w:rFonts w:ascii="Times New Roman" w:hAnsi="Times New Roman" w:cs="Times New Roman"/>
+          <w:sz w:val="28"/>
+          <w:szCs w:val="28"/>
+        </w:rPr>
+        <w:t>10</w:t>
+      </w:r>
+      <w:r>
+        <w:rPr>
+          <w:rFonts w:ascii="Times New Roman" w:hAnsi="Times New Roman" w:cs="Times New Roman"/>
+          <w:sz w:val="28"/>
+          <w:szCs w:val="28"/>
+        </w:rPr>
+        <w:t xml:space="preserve"> – Текст программы для пятого задания</w:t>
       </w:r>
     </w:p>
     <w:p>
@@ -1970,8 +2921,23 @@
           <w:sz w:val="28"/>
           <w:szCs w:val="28"/>
         </w:rPr>
-        <w:lastRenderedPageBreak/>
-        <w:t>Рисунок 5 показывает</w:t>
+        <w:t xml:space="preserve">Рисунок </w:t>
+      </w:r>
+      <w:r>
+        <w:rPr>
+          <w:rFonts w:ascii="Times New Roman" w:hAnsi="Times New Roman" w:cs="Times New Roman"/>
+          <w:sz w:val="28"/>
+          <w:szCs w:val="28"/>
+        </w:rPr>
+        <w:t>10</w:t>
+      </w:r>
+      <w:r>
+        <w:rPr>
+          <w:rFonts w:ascii="Times New Roman" w:hAnsi="Times New Roman" w:cs="Times New Roman"/>
+          <w:sz w:val="28"/>
+          <w:szCs w:val="28"/>
+        </w:rPr>
+        <w:t xml:space="preserve"> показывает</w:t>
       </w:r>
       <w:r>
         <w:rPr>
@@ -2047,7 +3013,7 @@
       </w:r>
     </w:p>
     <w:sectPr>
-      <w:headerReference w:type="default" r:id="rId13"/>
+      <w:headerReference w:type="default" r:id="rId18"/>
       <w:pgSz w:w="11906" w:h="16838"/>
       <w:pgMar w:top="1134" w:right="567" w:bottom="1134" w:left="1701" w:header="709" w:footer="709" w:gutter="0"/>
       <w:cols w:space="708"/>
@@ -3590,12 +4556,11 @@
   <w:style w:type="paragraph" w:default="1" w:styleId="a">
     <w:name w:val="Normal"/>
     <w:qFormat/>
-    <w:rsid w:val="00D54646"/>
+    <w:rsid w:val="005B1DB7"/>
   </w:style>
   <w:style w:type="character" w:default="1" w:styleId="a0">
     <w:name w:val="Default Paragraph Font"/>
     <w:uiPriority w:val="1"/>
-    <w:semiHidden/>
     <w:unhideWhenUsed/>
   </w:style>
   <w:style w:type="table" w:default="1" w:styleId="a1">

--- a/lab4/отчет4.docx
+++ b/lab4/отчет4.docx
@@ -1229,39 +1229,7 @@
           <w:sz w:val="28"/>
           <w:szCs w:val="28"/>
         </w:rPr>
-        <w:t xml:space="preserve">Рисунок </w:t>
-      </w:r>
-      <w:r>
-        <w:rPr>
-          <w:rFonts w:ascii="Times New Roman" w:hAnsi="Times New Roman" w:cs="Times New Roman"/>
-          <w:sz w:val="28"/>
-          <w:szCs w:val="28"/>
-        </w:rPr>
-        <w:t>3</w:t>
-      </w:r>
-      <w:r>
-        <w:rPr>
-          <w:rFonts w:ascii="Times New Roman" w:hAnsi="Times New Roman" w:cs="Times New Roman"/>
-          <w:sz w:val="28"/>
-          <w:szCs w:val="28"/>
-        </w:rPr>
-        <w:t xml:space="preserve"> – Блок-схема программы для </w:t>
-      </w:r>
-      <w:r>
-        <w:rPr>
-          <w:rFonts w:ascii="Times New Roman" w:hAnsi="Times New Roman" w:cs="Times New Roman"/>
-          <w:sz w:val="28"/>
-          <w:szCs w:val="28"/>
-        </w:rPr>
-        <w:t>второго</w:t>
-      </w:r>
-      <w:r>
-        <w:rPr>
-          <w:rFonts w:ascii="Times New Roman" w:hAnsi="Times New Roman" w:cs="Times New Roman"/>
-          <w:sz w:val="28"/>
-          <w:szCs w:val="28"/>
-        </w:rPr>
-        <w:t xml:space="preserve"> задания</w:t>
+        <w:t>Рисунок 3 – Блок-схема программы для второго задания</w:t>
       </w:r>
     </w:p>
     <w:p>
@@ -1289,7 +1257,15 @@
           <w:sz w:val="28"/>
           <w:szCs w:val="28"/>
         </w:rPr>
-        <w:t xml:space="preserve">первого задания представлен на рисунке </w:t>
+        <w:t>второго</w:t>
+      </w:r>
+      <w:r>
+        <w:rPr>
+          <w:rFonts w:ascii="Times New Roman" w:hAnsi="Times New Roman" w:cs="Times New Roman"/>
+          <w:sz w:val="28"/>
+          <w:szCs w:val="28"/>
+        </w:rPr>
+        <w:t xml:space="preserve"> задания представлен на рисунке </w:t>
       </w:r>
       <w:r>
         <w:rPr>
@@ -1717,39 +1693,7 @@
           <w:sz w:val="28"/>
           <w:szCs w:val="28"/>
         </w:rPr>
-        <w:t xml:space="preserve">Рисунок </w:t>
-      </w:r>
-      <w:r>
-        <w:rPr>
-          <w:rFonts w:ascii="Times New Roman" w:hAnsi="Times New Roman" w:cs="Times New Roman"/>
-          <w:sz w:val="28"/>
-          <w:szCs w:val="28"/>
-        </w:rPr>
-        <w:t>5</w:t>
-      </w:r>
-      <w:r>
-        <w:rPr>
-          <w:rFonts w:ascii="Times New Roman" w:hAnsi="Times New Roman" w:cs="Times New Roman"/>
-          <w:sz w:val="28"/>
-          <w:szCs w:val="28"/>
-        </w:rPr>
-        <w:t xml:space="preserve"> – Блок-схема программы для </w:t>
-      </w:r>
-      <w:r>
-        <w:rPr>
-          <w:rFonts w:ascii="Times New Roman" w:hAnsi="Times New Roman" w:cs="Times New Roman"/>
-          <w:sz w:val="28"/>
-          <w:szCs w:val="28"/>
-        </w:rPr>
-        <w:t>третьего</w:t>
-      </w:r>
-      <w:r>
-        <w:rPr>
-          <w:rFonts w:ascii="Times New Roman" w:hAnsi="Times New Roman" w:cs="Times New Roman"/>
-          <w:sz w:val="28"/>
-          <w:szCs w:val="28"/>
-        </w:rPr>
-        <w:t xml:space="preserve"> задания</w:t>
+        <w:t>Рисунок 5 – Блок-схема программы для третьего задания</w:t>
       </w:r>
     </w:p>
     <w:p>
@@ -1777,7 +1721,15 @@
           <w:sz w:val="28"/>
           <w:szCs w:val="28"/>
         </w:rPr>
-        <w:t xml:space="preserve">первого задания представлен на рисунке </w:t>
+        <w:t>третьего</w:t>
+      </w:r>
+      <w:r>
+        <w:rPr>
+          <w:rFonts w:ascii="Times New Roman" w:hAnsi="Times New Roman" w:cs="Times New Roman"/>
+          <w:sz w:val="28"/>
+          <w:szCs w:val="28"/>
+        </w:rPr>
+        <w:t xml:space="preserve"> задания представлен на рисунке </w:t>
       </w:r>
       <w:r>
         <w:rPr>
@@ -2232,39 +2184,7 @@
           <w:sz w:val="28"/>
           <w:szCs w:val="28"/>
         </w:rPr>
-        <w:t xml:space="preserve">Рисунок </w:t>
-      </w:r>
-      <w:r>
-        <w:rPr>
-          <w:rFonts w:ascii="Times New Roman" w:hAnsi="Times New Roman" w:cs="Times New Roman"/>
-          <w:sz w:val="28"/>
-          <w:szCs w:val="28"/>
-        </w:rPr>
-        <w:t>7</w:t>
-      </w:r>
-      <w:r>
-        <w:rPr>
-          <w:rFonts w:ascii="Times New Roman" w:hAnsi="Times New Roman" w:cs="Times New Roman"/>
-          <w:sz w:val="28"/>
-          <w:szCs w:val="28"/>
-        </w:rPr>
-        <w:t xml:space="preserve"> – Блок-схема программы для </w:t>
-      </w:r>
-      <w:r>
-        <w:rPr>
-          <w:rFonts w:ascii="Times New Roman" w:hAnsi="Times New Roman" w:cs="Times New Roman"/>
-          <w:sz w:val="28"/>
-          <w:szCs w:val="28"/>
-        </w:rPr>
-        <w:t>четвертог</w:t>
-      </w:r>
-      <w:r>
-        <w:rPr>
-          <w:rFonts w:ascii="Times New Roman" w:hAnsi="Times New Roman" w:cs="Times New Roman"/>
-          <w:sz w:val="28"/>
-          <w:szCs w:val="28"/>
-        </w:rPr>
-        <w:t>о задания</w:t>
+        <w:t>Рисунок 7 – Блок-схема программы для четвертого задания</w:t>
       </w:r>
     </w:p>
     <w:p>
@@ -2292,7 +2212,15 @@
           <w:sz w:val="28"/>
           <w:szCs w:val="28"/>
         </w:rPr>
-        <w:t xml:space="preserve">первого задания представлен на рисунке </w:t>
+        <w:t>четвертого</w:t>
+      </w:r>
+      <w:r>
+        <w:rPr>
+          <w:rFonts w:ascii="Times New Roman" w:hAnsi="Times New Roman" w:cs="Times New Roman"/>
+          <w:sz w:val="28"/>
+          <w:szCs w:val="28"/>
+        </w:rPr>
+        <w:t xml:space="preserve"> задания представлен на рисунке </w:t>
       </w:r>
       <w:r>
         <w:rPr>
@@ -2734,39 +2662,7 @@
           <w:sz w:val="28"/>
           <w:szCs w:val="28"/>
         </w:rPr>
-        <w:t xml:space="preserve">Рисунок </w:t>
-      </w:r>
-      <w:r>
-        <w:rPr>
-          <w:rFonts w:ascii="Times New Roman" w:hAnsi="Times New Roman" w:cs="Times New Roman"/>
-          <w:sz w:val="28"/>
-          <w:szCs w:val="28"/>
-        </w:rPr>
-        <w:t>9</w:t>
-      </w:r>
-      <w:r>
-        <w:rPr>
-          <w:rFonts w:ascii="Times New Roman" w:hAnsi="Times New Roman" w:cs="Times New Roman"/>
-          <w:sz w:val="28"/>
-          <w:szCs w:val="28"/>
-        </w:rPr>
-        <w:t xml:space="preserve"> – Блок-схема программы для </w:t>
-      </w:r>
-      <w:r>
-        <w:rPr>
-          <w:rFonts w:ascii="Times New Roman" w:hAnsi="Times New Roman" w:cs="Times New Roman"/>
-          <w:sz w:val="28"/>
-          <w:szCs w:val="28"/>
-        </w:rPr>
-        <w:t>пятого</w:t>
-      </w:r>
-      <w:r>
-        <w:rPr>
-          <w:rFonts w:ascii="Times New Roman" w:hAnsi="Times New Roman" w:cs="Times New Roman"/>
-          <w:sz w:val="28"/>
-          <w:szCs w:val="28"/>
-        </w:rPr>
-        <w:t xml:space="preserve"> задания</w:t>
+        <w:t>Рисунок 9 – Блок-схема программы для пятого задания</w:t>
       </w:r>
     </w:p>
     <w:p>
@@ -2794,7 +2690,15 @@
           <w:sz w:val="28"/>
           <w:szCs w:val="28"/>
         </w:rPr>
-        <w:t xml:space="preserve">первого задания представлен на рисунке </w:t>
+        <w:t>пятого</w:t>
+      </w:r>
+      <w:r>
+        <w:rPr>
+          <w:rFonts w:ascii="Times New Roman" w:hAnsi="Times New Roman" w:cs="Times New Roman"/>
+          <w:sz w:val="28"/>
+          <w:szCs w:val="28"/>
+        </w:rPr>
+        <w:t xml:space="preserve"> задания представлен на рисунке </w:t>
       </w:r>
       <w:r>
         <w:rPr>
@@ -4561,6 +4465,7 @@
   <w:style w:type="character" w:default="1" w:styleId="a0">
     <w:name w:val="Default Paragraph Font"/>
     <w:uiPriority w:val="1"/>
+    <w:semiHidden/>
     <w:unhideWhenUsed/>
   </w:style>
   <w:style w:type="table" w:default="1" w:styleId="a1">
